--- a/resources/a-level-economics-real-or-nominal-gdp/A-Level-Economics-Real-or-Nominal-GDP-Student.docx
+++ b/resources/a-level-economics-real-or-nominal-gdp/A-Level-Economics-Real-or-Nominal-GDP-Student.docx
@@ -40,16 +40,16 @@
         <w:tblLook w:firstColumn="1" w:firstRow="1" w:lastColumn="0" w:lastRow="0" w:noHBand="0" w:noVBand="1" w:val="04A0"/>
       </w:tblPr>
       <w:tblGrid>
-        <w:gridCol w:w="3889"/>
-        <w:gridCol w:w="1650"/>
-        <w:gridCol w:w="1650"/>
-        <w:gridCol w:w="1650"/>
-        <w:gridCol w:w="1650"/>
+        <w:gridCol w:w="3756"/>
+        <w:gridCol w:w="1594"/>
+        <w:gridCol w:w="1594"/>
+        <w:gridCol w:w="1594"/>
+        <w:gridCol w:w="1594"/>
       </w:tblGrid>
       <w:tr>
         <w:tc>
           <w:tcPr>
-            <w:tcW w:type="dxa" w:w="3889"/>
+            <w:tcW w:type="dxa" w:w="3756"/>
             <w:shd w:fill="142D40"/>
             <w:tcBorders>
               <w:top w:val="single" w:sz="4" w:color="D9D9D9"/>
@@ -80,7 +80,7 @@
         </w:tc>
         <w:tc>
           <w:tcPr>
-            <w:tcW w:type="dxa" w:w="1650"/>
+            <w:tcW w:type="dxa" w:w="1594"/>
             <w:shd w:fill="142D40"/>
             <w:tcBorders>
               <w:top w:val="single" w:sz="4" w:color="D9D9D9"/>
@@ -111,7 +111,7 @@
         </w:tc>
         <w:tc>
           <w:tcPr>
-            <w:tcW w:type="dxa" w:w="1650"/>
+            <w:tcW w:type="dxa" w:w="1594"/>
             <w:shd w:fill="142D40"/>
             <w:tcBorders>
               <w:top w:val="single" w:sz="4" w:color="D9D9D9"/>
@@ -142,7 +142,7 @@
         </w:tc>
         <w:tc>
           <w:tcPr>
-            <w:tcW w:type="dxa" w:w="1650"/>
+            <w:tcW w:type="dxa" w:w="1594"/>
             <w:shd w:fill="142D40"/>
             <w:tcBorders>
               <w:top w:val="single" w:sz="4" w:color="D9D9D9"/>
@@ -173,7 +173,7 @@
         </w:tc>
         <w:tc>
           <w:tcPr>
-            <w:tcW w:type="dxa" w:w="1650"/>
+            <w:tcW w:type="dxa" w:w="1594"/>
             <w:shd w:fill="142D40"/>
             <w:tcBorders>
               <w:top w:val="single" w:sz="4" w:color="D9D9D9"/>
@@ -206,7 +206,7 @@
       <w:tr>
         <w:tc>
           <w:tcPr>
-            <w:tcW w:type="dxa" w:w="3889"/>
+            <w:tcW w:type="dxa" w:w="3756"/>
             <w:shd w:fill="FFFFFF"/>
             <w:tcBorders>
               <w:top w:val="single" w:sz="4" w:color="D9D9D9"/>
@@ -237,7 +237,7 @@
         </w:tc>
         <w:tc>
           <w:tcPr>
-            <w:tcW w:type="dxa" w:w="1650"/>
+            <w:tcW w:type="dxa" w:w="1594"/>
             <w:shd w:fill="FFFFFF"/>
             <w:tcBorders>
               <w:top w:val="single" w:sz="4" w:color="D9D9D9"/>
@@ -268,7 +268,7 @@
         </w:tc>
         <w:tc>
           <w:tcPr>
-            <w:tcW w:type="dxa" w:w="1650"/>
+            <w:tcW w:type="dxa" w:w="1594"/>
             <w:shd w:fill="FFFFFF"/>
             <w:tcBorders>
               <w:top w:val="single" w:sz="4" w:color="D9D9D9"/>
@@ -299,7 +299,7 @@
         </w:tc>
         <w:tc>
           <w:tcPr>
-            <w:tcW w:type="dxa" w:w="1650"/>
+            <w:tcW w:type="dxa" w:w="1594"/>
             <w:shd w:fill="FFFFFF"/>
             <w:tcBorders>
               <w:top w:val="single" w:sz="4" w:color="D9D9D9"/>
@@ -330,7 +330,7 @@
         </w:tc>
         <w:tc>
           <w:tcPr>
-            <w:tcW w:type="dxa" w:w="1650"/>
+            <w:tcW w:type="dxa" w:w="1594"/>
             <w:shd w:fill="FFFFFF"/>
             <w:tcBorders>
               <w:top w:val="single" w:sz="4" w:color="D9D9D9"/>
@@ -363,7 +363,7 @@
       <w:tr>
         <w:tc>
           <w:tcPr>
-            <w:tcW w:type="dxa" w:w="3889"/>
+            <w:tcW w:type="dxa" w:w="3756"/>
             <w:shd w:fill="F1F5F7"/>
             <w:tcBorders>
               <w:top w:val="single" w:sz="4" w:color="D9D9D9"/>
@@ -394,7 +394,7 @@
         </w:tc>
         <w:tc>
           <w:tcPr>
-            <w:tcW w:type="dxa" w:w="1650"/>
+            <w:tcW w:type="dxa" w:w="1594"/>
             <w:shd w:fill="F1F5F7"/>
             <w:tcBorders>
               <w:top w:val="single" w:sz="4" w:color="D9D9D9"/>
@@ -425,7 +425,7 @@
         </w:tc>
         <w:tc>
           <w:tcPr>
-            <w:tcW w:type="dxa" w:w="1650"/>
+            <w:tcW w:type="dxa" w:w="1594"/>
             <w:shd w:fill="F1F5F7"/>
             <w:tcBorders>
               <w:top w:val="single" w:sz="4" w:color="D9D9D9"/>
@@ -456,7 +456,7 @@
         </w:tc>
         <w:tc>
           <w:tcPr>
-            <w:tcW w:type="dxa" w:w="1650"/>
+            <w:tcW w:type="dxa" w:w="1594"/>
             <w:shd w:fill="F1F5F7"/>
             <w:tcBorders>
               <w:top w:val="single" w:sz="4" w:color="D9D9D9"/>
@@ -487,7 +487,7 @@
         </w:tc>
         <w:tc>
           <w:tcPr>
-            <w:tcW w:type="dxa" w:w="1650"/>
+            <w:tcW w:type="dxa" w:w="1594"/>
             <w:shd w:fill="F1F5F7"/>
             <w:tcBorders>
               <w:top w:val="single" w:sz="4" w:color="D9D9D9"/>
@@ -520,7 +520,7 @@
       <w:tr>
         <w:tc>
           <w:tcPr>
-            <w:tcW w:type="dxa" w:w="3889"/>
+            <w:tcW w:type="dxa" w:w="3756"/>
             <w:shd w:fill="FFFFFF"/>
             <w:tcBorders>
               <w:top w:val="single" w:sz="4" w:color="D9D9D9"/>
@@ -551,7 +551,7 @@
         </w:tc>
         <w:tc>
           <w:tcPr>
-            <w:tcW w:type="dxa" w:w="1650"/>
+            <w:tcW w:type="dxa" w:w="1594"/>
             <w:shd w:fill="FFFFFF"/>
             <w:tcBorders>
               <w:top w:val="single" w:sz="4" w:color="D9D9D9"/>
@@ -582,7 +582,7 @@
         </w:tc>
         <w:tc>
           <w:tcPr>
-            <w:tcW w:type="dxa" w:w="1650"/>
+            <w:tcW w:type="dxa" w:w="1594"/>
             <w:shd w:fill="FFFFFF"/>
             <w:tcBorders>
               <w:top w:val="single" w:sz="4" w:color="D9D9D9"/>
@@ -613,7 +613,7 @@
         </w:tc>
         <w:tc>
           <w:tcPr>
-            <w:tcW w:type="dxa" w:w="1650"/>
+            <w:tcW w:type="dxa" w:w="1594"/>
             <w:shd w:fill="FFFFFF"/>
             <w:tcBorders>
               <w:top w:val="single" w:sz="4" w:color="D9D9D9"/>
@@ -644,7 +644,7 @@
         </w:tc>
         <w:tc>
           <w:tcPr>
-            <w:tcW w:type="dxa" w:w="1650"/>
+            <w:tcW w:type="dxa" w:w="1594"/>
             <w:shd w:fill="FFFFFF"/>
             <w:tcBorders>
               <w:top w:val="single" w:sz="4" w:color="D9D9D9"/>
@@ -700,7 +700,7 @@
                     <pic:cNvPicPr/>
                   </pic:nvPicPr>
                   <pic:blipFill>
-                    <a:blip r:embed="rId9"/>
+                    <a:blip r:embed="rId10"/>
                     <a:stretch>
                       <a:fillRect/>
                     </a:stretch>
@@ -734,8 +734,492 @@
     </w:p>
     <w:p>
       <w:r>
-        <w:t>Write N (nominal) or R (real), and T (total) or P (per person), for each: (i) GDP measured at the prices of the year it was produced ___ (ii) GDP measured at constant prices of a base year ___ (iii) GDP divided by the population ___ (iv) the figure whose rate of change is normally used as the measure of economic growth ___</w:t>
+        <w:t>Write N (nominal) or R (real), and T (total) or P (per person), for each description.</w:t>
       </w:r>
+    </w:p>
+    <w:tbl>
+      <w:tblPr>
+        <w:tblW w:type="auto" w:w="0"/>
+        <w:tblLayout w:type="fixed"/>
+        <w:tblLook w:firstColumn="1" w:firstRow="1" w:lastColumn="0" w:lastRow="0" w:noHBand="0" w:noVBand="1" w:val="04A0"/>
+      </w:tblPr>
+      <w:tblGrid>
+        <w:gridCol w:w="6497"/>
+        <w:gridCol w:w="1827"/>
+        <w:gridCol w:w="1827"/>
+      </w:tblGrid>
+      <w:tr>
+        <w:tc>
+          <w:tcPr>
+            <w:tcW w:type="dxa" w:w="6497"/>
+            <w:shd w:fill="142D40"/>
+            <w:tcBorders>
+              <w:top w:val="single" w:sz="4" w:color="D9D9D9"/>
+              <w:bottom w:val="single" w:sz="4" w:color="D9D9D9"/>
+              <w:left w:val="single" w:sz="4" w:color="D9D9D9"/>
+              <w:right w:val="single" w:sz="4" w:color="D9D9D9"/>
+            </w:tcBorders>
+            <w:tcMar>
+              <w:top w:w="85" w:type="dxa"/>
+              <w:bottom w:w="85" w:type="dxa"/>
+              <w:left w:w="85" w:type="dxa"/>
+              <w:right w:w="85" w:type="dxa"/>
+            </w:tcMar>
+          </w:tcPr>
+          <w:p>
+            <w:pPr>
+              <w:spacing w:after="20" w:line="240" w:lineRule="auto"/>
+            </w:pPr>
+            <w:r>
+              <w:rPr>
+                <w:b/>
+                <w:color w:val="FFFFFF"/>
+                <w:sz w:val="19"/>
+              </w:rPr>
+              <w:t>Description</w:t>
+            </w:r>
+          </w:p>
+        </w:tc>
+        <w:tc>
+          <w:tcPr>
+            <w:tcW w:type="dxa" w:w="1827"/>
+            <w:shd w:fill="142D40"/>
+            <w:tcBorders>
+              <w:top w:val="single" w:sz="4" w:color="D9D9D9"/>
+              <w:bottom w:val="single" w:sz="4" w:color="D9D9D9"/>
+              <w:left w:val="single" w:sz="4" w:color="D9D9D9"/>
+              <w:right w:val="single" w:sz="4" w:color="D9D9D9"/>
+            </w:tcBorders>
+            <w:tcMar>
+              <w:top w:w="85" w:type="dxa"/>
+              <w:bottom w:w="85" w:type="dxa"/>
+              <w:left w:w="85" w:type="dxa"/>
+              <w:right w:w="85" w:type="dxa"/>
+            </w:tcMar>
+          </w:tcPr>
+          <w:p>
+            <w:pPr>
+              <w:spacing w:after="20" w:line="240" w:lineRule="auto"/>
+            </w:pPr>
+            <w:r>
+              <w:rPr>
+                <w:b/>
+                <w:color w:val="FFFFFF"/>
+                <w:sz w:val="19"/>
+              </w:rPr>
+              <w:t>N or R</w:t>
+            </w:r>
+          </w:p>
+        </w:tc>
+        <w:tc>
+          <w:tcPr>
+            <w:tcW w:type="dxa" w:w="1827"/>
+            <w:shd w:fill="142D40"/>
+            <w:tcBorders>
+              <w:top w:val="single" w:sz="4" w:color="D9D9D9"/>
+              <w:bottom w:val="single" w:sz="4" w:color="D9D9D9"/>
+              <w:left w:val="single" w:sz="4" w:color="D9D9D9"/>
+              <w:right w:val="single" w:sz="4" w:color="D9D9D9"/>
+            </w:tcBorders>
+            <w:tcMar>
+              <w:top w:w="85" w:type="dxa"/>
+              <w:bottom w:w="85" w:type="dxa"/>
+              <w:left w:w="85" w:type="dxa"/>
+              <w:right w:w="85" w:type="dxa"/>
+            </w:tcMar>
+          </w:tcPr>
+          <w:p>
+            <w:pPr>
+              <w:spacing w:after="20" w:line="240" w:lineRule="auto"/>
+            </w:pPr>
+            <w:r>
+              <w:rPr>
+                <w:b/>
+                <w:color w:val="FFFFFF"/>
+                <w:sz w:val="19"/>
+              </w:rPr>
+              <w:t>T or P</w:t>
+            </w:r>
+          </w:p>
+        </w:tc>
+      </w:tr>
+      <w:tr>
+        <w:tc>
+          <w:tcPr>
+            <w:tcW w:type="dxa" w:w="6497"/>
+            <w:shd w:fill="FFFFFF"/>
+            <w:tcBorders>
+              <w:top w:val="single" w:sz="4" w:color="D9D9D9"/>
+              <w:bottom w:val="single" w:sz="4" w:color="D9D9D9"/>
+              <w:left w:val="single" w:sz="4" w:color="D9D9D9"/>
+              <w:right w:val="single" w:sz="4" w:color="D9D9D9"/>
+            </w:tcBorders>
+            <w:tcMar>
+              <w:top w:w="85" w:type="dxa"/>
+              <w:bottom w:w="85" w:type="dxa"/>
+              <w:left w:w="85" w:type="dxa"/>
+              <w:right w:w="85" w:type="dxa"/>
+            </w:tcMar>
+          </w:tcPr>
+          <w:p>
+            <w:pPr>
+              <w:spacing w:after="20" w:line="240" w:lineRule="auto"/>
+            </w:pPr>
+            <w:r>
+              <w:rPr>
+                <w:b w:val="0"/>
+                <w:color w:val="000000"/>
+                <w:sz w:val="19"/>
+              </w:rPr>
+              <w:t>(i) GDP measured at the prices of the year it was produced</w:t>
+            </w:r>
+          </w:p>
+        </w:tc>
+        <w:tc>
+          <w:tcPr>
+            <w:tcW w:type="dxa" w:w="1827"/>
+            <w:shd w:fill="FFFFFF"/>
+            <w:tcBorders>
+              <w:top w:val="single" w:sz="4" w:color="D9D9D9"/>
+              <w:bottom w:val="single" w:sz="4" w:color="D9D9D9"/>
+              <w:left w:val="single" w:sz="4" w:color="D9D9D9"/>
+              <w:right w:val="single" w:sz="4" w:color="D9D9D9"/>
+            </w:tcBorders>
+            <w:tcMar>
+              <w:top w:w="85" w:type="dxa"/>
+              <w:bottom w:w="85" w:type="dxa"/>
+              <w:left w:w="85" w:type="dxa"/>
+              <w:right w:w="85" w:type="dxa"/>
+            </w:tcMar>
+          </w:tcPr>
+          <w:p>
+            <w:pPr>
+              <w:spacing w:after="20" w:line="240" w:lineRule="auto"/>
+            </w:pPr>
+            <w:r>
+              <w:rPr>
+                <w:b w:val="0"/>
+                <w:color w:val="000000"/>
+                <w:sz w:val="19"/>
+              </w:rPr>
+            </w:r>
+          </w:p>
+        </w:tc>
+        <w:tc>
+          <w:tcPr>
+            <w:tcW w:type="dxa" w:w="1827"/>
+            <w:shd w:fill="FFFFFF"/>
+            <w:tcBorders>
+              <w:top w:val="single" w:sz="4" w:color="D9D9D9"/>
+              <w:bottom w:val="single" w:sz="4" w:color="D9D9D9"/>
+              <w:left w:val="single" w:sz="4" w:color="D9D9D9"/>
+              <w:right w:val="single" w:sz="4" w:color="D9D9D9"/>
+            </w:tcBorders>
+            <w:tcMar>
+              <w:top w:w="85" w:type="dxa"/>
+              <w:bottom w:w="85" w:type="dxa"/>
+              <w:left w:w="85" w:type="dxa"/>
+              <w:right w:w="85" w:type="dxa"/>
+            </w:tcMar>
+          </w:tcPr>
+          <w:p>
+            <w:pPr>
+              <w:spacing w:after="20" w:line="240" w:lineRule="auto"/>
+            </w:pPr>
+            <w:r>
+              <w:rPr>
+                <w:b w:val="0"/>
+                <w:color w:val="000000"/>
+                <w:sz w:val="19"/>
+              </w:rPr>
+            </w:r>
+          </w:p>
+        </w:tc>
+      </w:tr>
+      <w:tr>
+        <w:tc>
+          <w:tcPr>
+            <w:tcW w:type="dxa" w:w="6497"/>
+            <w:shd w:fill="F1F5F7"/>
+            <w:tcBorders>
+              <w:top w:val="single" w:sz="4" w:color="D9D9D9"/>
+              <w:bottom w:val="single" w:sz="4" w:color="D9D9D9"/>
+              <w:left w:val="single" w:sz="4" w:color="D9D9D9"/>
+              <w:right w:val="single" w:sz="4" w:color="D9D9D9"/>
+            </w:tcBorders>
+            <w:tcMar>
+              <w:top w:w="85" w:type="dxa"/>
+              <w:bottom w:w="85" w:type="dxa"/>
+              <w:left w:w="85" w:type="dxa"/>
+              <w:right w:w="85" w:type="dxa"/>
+            </w:tcMar>
+          </w:tcPr>
+          <w:p>
+            <w:pPr>
+              <w:spacing w:after="20" w:line="240" w:lineRule="auto"/>
+            </w:pPr>
+            <w:r>
+              <w:rPr>
+                <w:b w:val="0"/>
+                <w:color w:val="000000"/>
+                <w:sz w:val="19"/>
+              </w:rPr>
+              <w:t>(ii) GDP measured at constant prices of a base year</w:t>
+            </w:r>
+          </w:p>
+        </w:tc>
+        <w:tc>
+          <w:tcPr>
+            <w:tcW w:type="dxa" w:w="1827"/>
+            <w:shd w:fill="F1F5F7"/>
+            <w:tcBorders>
+              <w:top w:val="single" w:sz="4" w:color="D9D9D9"/>
+              <w:bottom w:val="single" w:sz="4" w:color="D9D9D9"/>
+              <w:left w:val="single" w:sz="4" w:color="D9D9D9"/>
+              <w:right w:val="single" w:sz="4" w:color="D9D9D9"/>
+            </w:tcBorders>
+            <w:tcMar>
+              <w:top w:w="85" w:type="dxa"/>
+              <w:bottom w:w="85" w:type="dxa"/>
+              <w:left w:w="85" w:type="dxa"/>
+              <w:right w:w="85" w:type="dxa"/>
+            </w:tcMar>
+          </w:tcPr>
+          <w:p>
+            <w:pPr>
+              <w:spacing w:after="20" w:line="240" w:lineRule="auto"/>
+            </w:pPr>
+            <w:r>
+              <w:rPr>
+                <w:b w:val="0"/>
+                <w:color w:val="000000"/>
+                <w:sz w:val="19"/>
+              </w:rPr>
+            </w:r>
+          </w:p>
+        </w:tc>
+        <w:tc>
+          <w:tcPr>
+            <w:tcW w:type="dxa" w:w="1827"/>
+            <w:shd w:fill="F1F5F7"/>
+            <w:tcBorders>
+              <w:top w:val="single" w:sz="4" w:color="D9D9D9"/>
+              <w:bottom w:val="single" w:sz="4" w:color="D9D9D9"/>
+              <w:left w:val="single" w:sz="4" w:color="D9D9D9"/>
+              <w:right w:val="single" w:sz="4" w:color="D9D9D9"/>
+            </w:tcBorders>
+            <w:tcMar>
+              <w:top w:w="85" w:type="dxa"/>
+              <w:bottom w:w="85" w:type="dxa"/>
+              <w:left w:w="85" w:type="dxa"/>
+              <w:right w:w="85" w:type="dxa"/>
+            </w:tcMar>
+          </w:tcPr>
+          <w:p>
+            <w:pPr>
+              <w:spacing w:after="20" w:line="240" w:lineRule="auto"/>
+            </w:pPr>
+            <w:r>
+              <w:rPr>
+                <w:b w:val="0"/>
+                <w:color w:val="000000"/>
+                <w:sz w:val="19"/>
+              </w:rPr>
+            </w:r>
+          </w:p>
+        </w:tc>
+      </w:tr>
+      <w:tr>
+        <w:tc>
+          <w:tcPr>
+            <w:tcW w:type="dxa" w:w="6497"/>
+            <w:shd w:fill="FFFFFF"/>
+            <w:tcBorders>
+              <w:top w:val="single" w:sz="4" w:color="D9D9D9"/>
+              <w:bottom w:val="single" w:sz="4" w:color="D9D9D9"/>
+              <w:left w:val="single" w:sz="4" w:color="D9D9D9"/>
+              <w:right w:val="single" w:sz="4" w:color="D9D9D9"/>
+            </w:tcBorders>
+            <w:tcMar>
+              <w:top w:w="85" w:type="dxa"/>
+              <w:bottom w:w="85" w:type="dxa"/>
+              <w:left w:w="85" w:type="dxa"/>
+              <w:right w:w="85" w:type="dxa"/>
+            </w:tcMar>
+          </w:tcPr>
+          <w:p>
+            <w:pPr>
+              <w:spacing w:after="20" w:line="240" w:lineRule="auto"/>
+            </w:pPr>
+            <w:r>
+              <w:rPr>
+                <w:b w:val="0"/>
+                <w:color w:val="000000"/>
+                <w:sz w:val="19"/>
+              </w:rPr>
+              <w:t>(iii) GDP divided by the population</w:t>
+            </w:r>
+          </w:p>
+        </w:tc>
+        <w:tc>
+          <w:tcPr>
+            <w:tcW w:type="dxa" w:w="1827"/>
+            <w:shd w:fill="FFFFFF"/>
+            <w:tcBorders>
+              <w:top w:val="single" w:sz="4" w:color="D9D9D9"/>
+              <w:bottom w:val="single" w:sz="4" w:color="D9D9D9"/>
+              <w:left w:val="single" w:sz="4" w:color="D9D9D9"/>
+              <w:right w:val="single" w:sz="4" w:color="D9D9D9"/>
+            </w:tcBorders>
+            <w:tcMar>
+              <w:top w:w="85" w:type="dxa"/>
+              <w:bottom w:w="85" w:type="dxa"/>
+              <w:left w:w="85" w:type="dxa"/>
+              <w:right w:w="85" w:type="dxa"/>
+            </w:tcMar>
+          </w:tcPr>
+          <w:p>
+            <w:pPr>
+              <w:spacing w:after="20" w:line="240" w:lineRule="auto"/>
+            </w:pPr>
+            <w:r>
+              <w:rPr>
+                <w:b w:val="0"/>
+                <w:color w:val="000000"/>
+                <w:sz w:val="19"/>
+              </w:rPr>
+            </w:r>
+          </w:p>
+        </w:tc>
+        <w:tc>
+          <w:tcPr>
+            <w:tcW w:type="dxa" w:w="1827"/>
+            <w:shd w:fill="FFFFFF"/>
+            <w:tcBorders>
+              <w:top w:val="single" w:sz="4" w:color="D9D9D9"/>
+              <w:bottom w:val="single" w:sz="4" w:color="D9D9D9"/>
+              <w:left w:val="single" w:sz="4" w:color="D9D9D9"/>
+              <w:right w:val="single" w:sz="4" w:color="D9D9D9"/>
+            </w:tcBorders>
+            <w:tcMar>
+              <w:top w:w="85" w:type="dxa"/>
+              <w:bottom w:w="85" w:type="dxa"/>
+              <w:left w:w="85" w:type="dxa"/>
+              <w:right w:w="85" w:type="dxa"/>
+            </w:tcMar>
+          </w:tcPr>
+          <w:p>
+            <w:pPr>
+              <w:spacing w:after="20" w:line="240" w:lineRule="auto"/>
+            </w:pPr>
+            <w:r>
+              <w:rPr>
+                <w:b w:val="0"/>
+                <w:color w:val="000000"/>
+                <w:sz w:val="19"/>
+              </w:rPr>
+            </w:r>
+          </w:p>
+        </w:tc>
+      </w:tr>
+      <w:tr>
+        <w:tc>
+          <w:tcPr>
+            <w:tcW w:type="dxa" w:w="6497"/>
+            <w:shd w:fill="F1F5F7"/>
+            <w:tcBorders>
+              <w:top w:val="single" w:sz="4" w:color="D9D9D9"/>
+              <w:bottom w:val="single" w:sz="4" w:color="D9D9D9"/>
+              <w:left w:val="single" w:sz="4" w:color="D9D9D9"/>
+              <w:right w:val="single" w:sz="4" w:color="D9D9D9"/>
+            </w:tcBorders>
+            <w:tcMar>
+              <w:top w:w="85" w:type="dxa"/>
+              <w:bottom w:w="85" w:type="dxa"/>
+              <w:left w:w="85" w:type="dxa"/>
+              <w:right w:w="85" w:type="dxa"/>
+            </w:tcMar>
+          </w:tcPr>
+          <w:p>
+            <w:pPr>
+              <w:spacing w:after="20" w:line="240" w:lineRule="auto"/>
+            </w:pPr>
+            <w:r>
+              <w:rPr>
+                <w:b w:val="0"/>
+                <w:color w:val="000000"/>
+                <w:sz w:val="19"/>
+              </w:rPr>
+              <w:t>(iv) the figure whose rate of change is normally used as the measure of economic growth</w:t>
+            </w:r>
+          </w:p>
+        </w:tc>
+        <w:tc>
+          <w:tcPr>
+            <w:tcW w:type="dxa" w:w="1827"/>
+            <w:shd w:fill="F1F5F7"/>
+            <w:tcBorders>
+              <w:top w:val="single" w:sz="4" w:color="D9D9D9"/>
+              <w:bottom w:val="single" w:sz="4" w:color="D9D9D9"/>
+              <w:left w:val="single" w:sz="4" w:color="D9D9D9"/>
+              <w:right w:val="single" w:sz="4" w:color="D9D9D9"/>
+            </w:tcBorders>
+            <w:tcMar>
+              <w:top w:w="85" w:type="dxa"/>
+              <w:bottom w:w="85" w:type="dxa"/>
+              <w:left w:w="85" w:type="dxa"/>
+              <w:right w:w="85" w:type="dxa"/>
+            </w:tcMar>
+          </w:tcPr>
+          <w:p>
+            <w:pPr>
+              <w:spacing w:after="20" w:line="240" w:lineRule="auto"/>
+            </w:pPr>
+            <w:r>
+              <w:rPr>
+                <w:b w:val="0"/>
+                <w:color w:val="000000"/>
+                <w:sz w:val="19"/>
+              </w:rPr>
+            </w:r>
+          </w:p>
+        </w:tc>
+        <w:tc>
+          <w:tcPr>
+            <w:tcW w:type="dxa" w:w="1827"/>
+            <w:shd w:fill="F1F5F7"/>
+            <w:tcBorders>
+              <w:top w:val="single" w:sz="4" w:color="D9D9D9"/>
+              <w:bottom w:val="single" w:sz="4" w:color="D9D9D9"/>
+              <w:left w:val="single" w:sz="4" w:color="D9D9D9"/>
+              <w:right w:val="single" w:sz="4" w:color="D9D9D9"/>
+            </w:tcBorders>
+            <w:tcMar>
+              <w:top w:w="85" w:type="dxa"/>
+              <w:bottom w:w="85" w:type="dxa"/>
+              <w:left w:w="85" w:type="dxa"/>
+              <w:right w:w="85" w:type="dxa"/>
+            </w:tcMar>
+          </w:tcPr>
+          <w:p>
+            <w:pPr>
+              <w:spacing w:after="20" w:line="240" w:lineRule="auto"/>
+            </w:pPr>
+            <w:r>
+              <w:rPr>
+                <w:b w:val="0"/>
+                <w:color w:val="000000"/>
+                <w:sz w:val="19"/>
+              </w:rPr>
+            </w:r>
+          </w:p>
+        </w:tc>
+      </w:tr>
+    </w:tbl>
+    <w:p>
+      <w:pPr>
+        <w:spacing w:after="20"/>
+      </w:pPr>
     </w:p>
     <w:p>
       <w:r>
@@ -762,16 +1246,16 @@
         <w:tblLook w:firstColumn="1" w:firstRow="1" w:lastColumn="0" w:lastRow="0" w:noHBand="0" w:noVBand="1" w:val="04A0"/>
       </w:tblPr>
       <w:tblGrid>
-        <w:gridCol w:w="3889"/>
-        <w:gridCol w:w="1650"/>
-        <w:gridCol w:w="1650"/>
-        <w:gridCol w:w="1650"/>
-        <w:gridCol w:w="1650"/>
+        <w:gridCol w:w="3756"/>
+        <w:gridCol w:w="1594"/>
+        <w:gridCol w:w="1594"/>
+        <w:gridCol w:w="1594"/>
+        <w:gridCol w:w="1594"/>
       </w:tblGrid>
       <w:tr>
         <w:tc>
           <w:tcPr>
-            <w:tcW w:type="dxa" w:w="3889"/>
+            <w:tcW w:type="dxa" w:w="3756"/>
             <w:shd w:fill="142D40"/>
             <w:tcBorders>
               <w:top w:val="single" w:sz="4" w:color="D9D9D9"/>
@@ -802,7 +1286,7 @@
         </w:tc>
         <w:tc>
           <w:tcPr>
-            <w:tcW w:type="dxa" w:w="1650"/>
+            <w:tcW w:type="dxa" w:w="1594"/>
             <w:shd w:fill="142D40"/>
             <w:tcBorders>
               <w:top w:val="single" w:sz="4" w:color="D9D9D9"/>
@@ -833,7 +1317,7 @@
         </w:tc>
         <w:tc>
           <w:tcPr>
-            <w:tcW w:type="dxa" w:w="1650"/>
+            <w:tcW w:type="dxa" w:w="1594"/>
             <w:shd w:fill="142D40"/>
             <w:tcBorders>
               <w:top w:val="single" w:sz="4" w:color="D9D9D9"/>
@@ -864,7 +1348,7 @@
         </w:tc>
         <w:tc>
           <w:tcPr>
-            <w:tcW w:type="dxa" w:w="1650"/>
+            <w:tcW w:type="dxa" w:w="1594"/>
             <w:shd w:fill="142D40"/>
             <w:tcBorders>
               <w:top w:val="single" w:sz="4" w:color="D9D9D9"/>
@@ -895,7 +1379,7 @@
         </w:tc>
         <w:tc>
           <w:tcPr>
-            <w:tcW w:type="dxa" w:w="1650"/>
+            <w:tcW w:type="dxa" w:w="1594"/>
             <w:shd w:fill="142D40"/>
             <w:tcBorders>
               <w:top w:val="single" w:sz="4" w:color="D9D9D9"/>
@@ -928,7 +1412,7 @@
       <w:tr>
         <w:tc>
           <w:tcPr>
-            <w:tcW w:type="dxa" w:w="3889"/>
+            <w:tcW w:type="dxa" w:w="3756"/>
             <w:shd w:fill="FFFFFF"/>
             <w:tcBorders>
               <w:top w:val="single" w:sz="4" w:color="D9D9D9"/>
@@ -959,7 +1443,7 @@
         </w:tc>
         <w:tc>
           <w:tcPr>
-            <w:tcW w:type="dxa" w:w="1650"/>
+            <w:tcW w:type="dxa" w:w="1594"/>
             <w:shd w:fill="FFFFFF"/>
             <w:tcBorders>
               <w:top w:val="single" w:sz="4" w:color="D9D9D9"/>
@@ -990,7 +1474,7 @@
         </w:tc>
         <w:tc>
           <w:tcPr>
-            <w:tcW w:type="dxa" w:w="1650"/>
+            <w:tcW w:type="dxa" w:w="1594"/>
             <w:shd w:fill="FFFFFF"/>
             <w:tcBorders>
               <w:top w:val="single" w:sz="4" w:color="D9D9D9"/>
@@ -1020,7 +1504,7 @@
         </w:tc>
         <w:tc>
           <w:tcPr>
-            <w:tcW w:type="dxa" w:w="1650"/>
+            <w:tcW w:type="dxa" w:w="1594"/>
             <w:shd w:fill="FFFFFF"/>
             <w:tcBorders>
               <w:top w:val="single" w:sz="4" w:color="D9D9D9"/>
@@ -1050,7 +1534,7 @@
         </w:tc>
         <w:tc>
           <w:tcPr>
-            <w:tcW w:type="dxa" w:w="1650"/>
+            <w:tcW w:type="dxa" w:w="1594"/>
             <w:shd w:fill="FFFFFF"/>
             <w:tcBorders>
               <w:top w:val="single" w:sz="4" w:color="D9D9D9"/>
@@ -1092,15 +1576,26 @@
     </w:p>
     <w:p>
       <w:pPr>
-        <w:spacing w:after="40"/>
+        <w:pBdr>
+          <w:bottom w:val="single" w:sz="4" w:space="1" w:color="CDD3D9"/>
+          <w:between w:val="single" w:sz="4" w:space="1" w:color="CDD3D9"/>
+        </w:pBdr>
+        <w:spacing w:before="0" w:after="0" w:line="500" w:lineRule="exact"/>
       </w:pPr>
-      <w:r>
-        <w:rPr>
-          <w:color w:val="CDD3D9"/>
-          <w:sz w:val="18"/>
-        </w:rPr>
-        <w:t>________________________________________________________________________________</w:t>
-      </w:r>
+    </w:p>
+    <w:p>
+      <w:pPr>
+        <w:pBdr>
+          <w:bottom w:val="single" w:sz="4" w:space="1" w:color="CDD3D9"/>
+          <w:between w:val="single" w:sz="4" w:space="1" w:color="CDD3D9"/>
+        </w:pBdr>
+        <w:spacing w:before="0" w:after="0" w:line="500" w:lineRule="exact"/>
+      </w:pPr>
+    </w:p>
+    <w:p>
+      <w:pPr>
+        <w:spacing w:after="0" w:line="140" w:lineRule="exact"/>
+      </w:pPr>
     </w:p>
     <w:p>
       <w:pPr>
@@ -1122,15 +1617,15 @@
         <w:tblLook w:firstColumn="1" w:firstRow="1" w:lastColumn="0" w:lastRow="0" w:noHBand="0" w:noVBand="1" w:val="04A0"/>
       </w:tblPr>
       <w:tblGrid>
-        <w:gridCol w:w="3889"/>
-        <w:gridCol w:w="2208"/>
-        <w:gridCol w:w="2208"/>
-        <w:gridCol w:w="2208"/>
+        <w:gridCol w:w="3756"/>
+        <w:gridCol w:w="2132"/>
+        <w:gridCol w:w="2132"/>
+        <w:gridCol w:w="2132"/>
       </w:tblGrid>
       <w:tr>
         <w:tc>
           <w:tcPr>
-            <w:tcW w:type="dxa" w:w="3889"/>
+            <w:tcW w:type="dxa" w:w="3756"/>
             <w:shd w:fill="142D40"/>
             <w:tcBorders>
               <w:top w:val="single" w:sz="4" w:color="D9D9D9"/>
@@ -1161,7 +1656,7 @@
         </w:tc>
         <w:tc>
           <w:tcPr>
-            <w:tcW w:type="dxa" w:w="2208"/>
+            <w:tcW w:type="dxa" w:w="2132"/>
             <w:shd w:fill="142D40"/>
             <w:tcBorders>
               <w:top w:val="single" w:sz="4" w:color="D9D9D9"/>
@@ -1192,7 +1687,7 @@
         </w:tc>
         <w:tc>
           <w:tcPr>
-            <w:tcW w:type="dxa" w:w="2208"/>
+            <w:tcW w:type="dxa" w:w="2132"/>
             <w:shd w:fill="142D40"/>
             <w:tcBorders>
               <w:top w:val="single" w:sz="4" w:color="D9D9D9"/>
@@ -1223,7 +1718,7 @@
         </w:tc>
         <w:tc>
           <w:tcPr>
-            <w:tcW w:type="dxa" w:w="2208"/>
+            <w:tcW w:type="dxa" w:w="2132"/>
             <w:shd w:fill="142D40"/>
             <w:tcBorders>
               <w:top w:val="single" w:sz="4" w:color="D9D9D9"/>
@@ -1256,7 +1751,7 @@
       <w:tr>
         <w:tc>
           <w:tcPr>
-            <w:tcW w:type="dxa" w:w="3889"/>
+            <w:tcW w:type="dxa" w:w="3756"/>
             <w:shd w:fill="FFFFFF"/>
             <w:tcBorders>
               <w:top w:val="single" w:sz="4" w:color="D9D9D9"/>
@@ -1287,7 +1782,7 @@
         </w:tc>
         <w:tc>
           <w:tcPr>
-            <w:tcW w:type="dxa" w:w="2208"/>
+            <w:tcW w:type="dxa" w:w="2132"/>
             <w:shd w:fill="FFFFFF"/>
             <w:tcBorders>
               <w:top w:val="single" w:sz="4" w:color="D9D9D9"/>
@@ -1317,7 +1812,7 @@
         </w:tc>
         <w:tc>
           <w:tcPr>
-            <w:tcW w:type="dxa" w:w="2208"/>
+            <w:tcW w:type="dxa" w:w="2132"/>
             <w:shd w:fill="FFFFFF"/>
             <w:tcBorders>
               <w:top w:val="single" w:sz="4" w:color="D9D9D9"/>
@@ -1347,7 +1842,7 @@
         </w:tc>
         <w:tc>
           <w:tcPr>
-            <w:tcW w:type="dxa" w:w="2208"/>
+            <w:tcW w:type="dxa" w:w="2132"/>
             <w:shd w:fill="FFFFFF"/>
             <w:tcBorders>
               <w:top w:val="single" w:sz="4" w:color="D9D9D9"/>
@@ -1379,7 +1874,7 @@
       <w:tr>
         <w:tc>
           <w:tcPr>
-            <w:tcW w:type="dxa" w:w="3889"/>
+            <w:tcW w:type="dxa" w:w="3756"/>
             <w:shd w:fill="F1F5F7"/>
             <w:tcBorders>
               <w:top w:val="single" w:sz="4" w:color="D9D9D9"/>
@@ -1410,7 +1905,7 @@
         </w:tc>
         <w:tc>
           <w:tcPr>
-            <w:tcW w:type="dxa" w:w="2208"/>
+            <w:tcW w:type="dxa" w:w="2132"/>
             <w:shd w:fill="F1F5F7"/>
             <w:tcBorders>
               <w:top w:val="single" w:sz="4" w:color="D9D9D9"/>
@@ -1440,7 +1935,7 @@
         </w:tc>
         <w:tc>
           <w:tcPr>
-            <w:tcW w:type="dxa" w:w="2208"/>
+            <w:tcW w:type="dxa" w:w="2132"/>
             <w:shd w:fill="F1F5F7"/>
             <w:tcBorders>
               <w:top w:val="single" w:sz="4" w:color="D9D9D9"/>
@@ -1470,7 +1965,7 @@
         </w:tc>
         <w:tc>
           <w:tcPr>
-            <w:tcW w:type="dxa" w:w="2208"/>
+            <w:tcW w:type="dxa" w:w="2132"/>
             <w:shd w:fill="F1F5F7"/>
             <w:tcBorders>
               <w:top w:val="single" w:sz="4" w:color="D9D9D9"/>
@@ -1502,7 +1997,7 @@
       <w:tr>
         <w:tc>
           <w:tcPr>
-            <w:tcW w:type="dxa" w:w="3889"/>
+            <w:tcW w:type="dxa" w:w="3756"/>
             <w:shd w:fill="FFFFFF"/>
             <w:tcBorders>
               <w:top w:val="single" w:sz="4" w:color="D9D9D9"/>
@@ -1533,7 +2028,7 @@
         </w:tc>
         <w:tc>
           <w:tcPr>
-            <w:tcW w:type="dxa" w:w="2208"/>
+            <w:tcW w:type="dxa" w:w="2132"/>
             <w:shd w:fill="FFFFFF"/>
             <w:tcBorders>
               <w:top w:val="single" w:sz="4" w:color="D9D9D9"/>
@@ -1563,7 +2058,7 @@
         </w:tc>
         <w:tc>
           <w:tcPr>
-            <w:tcW w:type="dxa" w:w="2208"/>
+            <w:tcW w:type="dxa" w:w="2132"/>
             <w:shd w:fill="FFFFFF"/>
             <w:tcBorders>
               <w:top w:val="single" w:sz="4" w:color="D9D9D9"/>
@@ -1593,7 +2088,7 @@
         </w:tc>
         <w:tc>
           <w:tcPr>
-            <w:tcW w:type="dxa" w:w="2208"/>
+            <w:tcW w:type="dxa" w:w="2132"/>
             <w:shd w:fill="FFFFFF"/>
             <w:tcBorders>
               <w:top w:val="single" w:sz="4" w:color="D9D9D9"/>
@@ -1630,44 +2125,95 @@
     </w:p>
     <w:p>
       <w:r>
+        <w:t>Working space:</w:t>
+      </w:r>
+    </w:p>
+    <w:p>
+      <w:pPr>
+        <w:pBdr>
+          <w:bottom w:val="single" w:sz="4" w:space="1" w:color="CDD3D9"/>
+          <w:between w:val="single" w:sz="4" w:space="1" w:color="CDD3D9"/>
+        </w:pBdr>
+        <w:spacing w:before="0" w:after="0" w:line="500" w:lineRule="exact"/>
+      </w:pPr>
+    </w:p>
+    <w:p>
+      <w:pPr>
+        <w:pBdr>
+          <w:bottom w:val="single" w:sz="4" w:space="1" w:color="CDD3D9"/>
+          <w:between w:val="single" w:sz="4" w:space="1" w:color="CDD3D9"/>
+        </w:pBdr>
+        <w:spacing w:before="0" w:after="0" w:line="500" w:lineRule="exact"/>
+      </w:pPr>
+    </w:p>
+    <w:p>
+      <w:pPr>
+        <w:pBdr>
+          <w:bottom w:val="single" w:sz="4" w:space="1" w:color="CDD3D9"/>
+          <w:between w:val="single" w:sz="4" w:space="1" w:color="CDD3D9"/>
+        </w:pBdr>
+        <w:spacing w:before="0" w:after="0" w:line="500" w:lineRule="exact"/>
+      </w:pPr>
+    </w:p>
+    <w:p>
+      <w:pPr>
+        <w:pBdr>
+          <w:bottom w:val="single" w:sz="4" w:space="1" w:color="CDD3D9"/>
+          <w:between w:val="single" w:sz="4" w:space="1" w:color="CDD3D9"/>
+        </w:pBdr>
+        <w:spacing w:before="0" w:after="0" w:line="500" w:lineRule="exact"/>
+      </w:pPr>
+    </w:p>
+    <w:p>
+      <w:pPr>
+        <w:spacing w:after="0" w:line="140" w:lineRule="exact"/>
+      </w:pPr>
+    </w:p>
+    <w:p>
+      <w:r>
         <w:t>a. In each year, which is larger, nominal growth or real growth? Explain the gap using the price index.</w:t>
       </w:r>
     </w:p>
     <w:p>
       <w:pPr>
-        <w:spacing w:after="40"/>
+        <w:pBdr>
+          <w:bottom w:val="single" w:sz="4" w:space="1" w:color="CDD3D9"/>
+          <w:between w:val="single" w:sz="4" w:space="1" w:color="CDD3D9"/>
+        </w:pBdr>
+        <w:spacing w:before="0" w:after="0" w:line="500" w:lineRule="exact"/>
       </w:pPr>
-      <w:r>
-        <w:rPr>
-          <w:color w:val="CDD3D9"/>
-          <w:sz w:val="18"/>
-        </w:rPr>
-        <w:t>________________________________________________________________________________</w:t>
-      </w:r>
     </w:p>
     <w:p>
       <w:pPr>
-        <w:spacing w:after="40"/>
+        <w:pBdr>
+          <w:bottom w:val="single" w:sz="4" w:space="1" w:color="CDD3D9"/>
+          <w:between w:val="single" w:sz="4" w:space="1" w:color="CDD3D9"/>
+        </w:pBdr>
+        <w:spacing w:before="0" w:after="0" w:line="500" w:lineRule="exact"/>
       </w:pPr>
-      <w:r>
-        <w:rPr>
-          <w:color w:val="CDD3D9"/>
-          <w:sz w:val="18"/>
-        </w:rPr>
-        <w:t>________________________________________________________________________________</w:t>
-      </w:r>
     </w:p>
     <w:p>
       <w:pPr>
-        <w:spacing w:after="40"/>
+        <w:pBdr>
+          <w:bottom w:val="single" w:sz="4" w:space="1" w:color="CDD3D9"/>
+          <w:between w:val="single" w:sz="4" w:space="1" w:color="CDD3D9"/>
+        </w:pBdr>
+        <w:spacing w:before="0" w:after="0" w:line="500" w:lineRule="exact"/>
       </w:pPr>
-      <w:r>
-        <w:rPr>
-          <w:color w:val="CDD3D9"/>
-          <w:sz w:val="18"/>
-        </w:rPr>
-        <w:t>________________________________________________________________________________</w:t>
-      </w:r>
+    </w:p>
+    <w:p>
+      <w:pPr>
+        <w:pBdr>
+          <w:bottom w:val="single" w:sz="4" w:space="1" w:color="CDD3D9"/>
+          <w:between w:val="single" w:sz="4" w:space="1" w:color="CDD3D9"/>
+        </w:pBdr>
+        <w:spacing w:before="0" w:after="0" w:line="500" w:lineRule="exact"/>
+      </w:pPr>
+    </w:p>
+    <w:p>
+      <w:pPr>
+        <w:spacing w:after="0" w:line="140" w:lineRule="exact"/>
+      </w:pPr>
     </w:p>
     <w:p>
       <w:r>
@@ -1676,27 +2222,35 @@
     </w:p>
     <w:p>
       <w:pPr>
-        <w:spacing w:after="40"/>
+        <w:pBdr>
+          <w:bottom w:val="single" w:sz="4" w:space="1" w:color="CDD3D9"/>
+          <w:between w:val="single" w:sz="4" w:space="1" w:color="CDD3D9"/>
+        </w:pBdr>
+        <w:spacing w:before="0" w:after="0" w:line="500" w:lineRule="exact"/>
       </w:pPr>
-      <w:r>
-        <w:rPr>
-          <w:color w:val="CDD3D9"/>
-          <w:sz w:val="18"/>
-        </w:rPr>
-        <w:t>________________________________________________________________________________</w:t>
-      </w:r>
     </w:p>
     <w:p>
       <w:pPr>
-        <w:spacing w:after="40"/>
+        <w:pBdr>
+          <w:bottom w:val="single" w:sz="4" w:space="1" w:color="CDD3D9"/>
+          <w:between w:val="single" w:sz="4" w:space="1" w:color="CDD3D9"/>
+        </w:pBdr>
+        <w:spacing w:before="0" w:after="0" w:line="500" w:lineRule="exact"/>
       </w:pPr>
-      <w:r>
-        <w:rPr>
-          <w:color w:val="CDD3D9"/>
-          <w:sz w:val="18"/>
-        </w:rPr>
-        <w:t>________________________________________________________________________________</w:t>
-      </w:r>
+    </w:p>
+    <w:p>
+      <w:pPr>
+        <w:pBdr>
+          <w:bottom w:val="single" w:sz="4" w:space="1" w:color="CDD3D9"/>
+          <w:between w:val="single" w:sz="4" w:space="1" w:color="CDD3D9"/>
+        </w:pBdr>
+        <w:spacing w:before="0" w:after="0" w:line="500" w:lineRule="exact"/>
+      </w:pPr>
+    </w:p>
+    <w:p>
+      <w:pPr>
+        <w:spacing w:after="0" w:line="140" w:lineRule="exact"/>
+      </w:pPr>
     </w:p>
     <w:p>
       <w:r>
@@ -1723,39 +2277,44 @@
     </w:p>
     <w:p>
       <w:pPr>
-        <w:spacing w:after="40"/>
+        <w:pBdr>
+          <w:bottom w:val="single" w:sz="4" w:space="1" w:color="CDD3D9"/>
+          <w:between w:val="single" w:sz="4" w:space="1" w:color="CDD3D9"/>
+        </w:pBdr>
+        <w:spacing w:before="0" w:after="0" w:line="500" w:lineRule="exact"/>
       </w:pPr>
-      <w:r>
-        <w:rPr>
-          <w:color w:val="CDD3D9"/>
-          <w:sz w:val="18"/>
-        </w:rPr>
-        <w:t>________________________________________________________________________________</w:t>
-      </w:r>
     </w:p>
     <w:p>
       <w:pPr>
-        <w:spacing w:after="40"/>
+        <w:pBdr>
+          <w:bottom w:val="single" w:sz="4" w:space="1" w:color="CDD3D9"/>
+          <w:between w:val="single" w:sz="4" w:space="1" w:color="CDD3D9"/>
+        </w:pBdr>
+        <w:spacing w:before="0" w:after="0" w:line="500" w:lineRule="exact"/>
       </w:pPr>
-      <w:r>
-        <w:rPr>
-          <w:color w:val="CDD3D9"/>
-          <w:sz w:val="18"/>
-        </w:rPr>
-        <w:t>________________________________________________________________________________</w:t>
-      </w:r>
     </w:p>
     <w:p>
       <w:pPr>
-        <w:spacing w:after="40"/>
+        <w:pBdr>
+          <w:bottom w:val="single" w:sz="4" w:space="1" w:color="CDD3D9"/>
+          <w:between w:val="single" w:sz="4" w:space="1" w:color="CDD3D9"/>
+        </w:pBdr>
+        <w:spacing w:before="0" w:after="0" w:line="500" w:lineRule="exact"/>
       </w:pPr>
-      <w:r>
-        <w:rPr>
-          <w:color w:val="CDD3D9"/>
-          <w:sz w:val="18"/>
-        </w:rPr>
-        <w:t>________________________________________________________________________________</w:t>
-      </w:r>
+    </w:p>
+    <w:p>
+      <w:pPr>
+        <w:pBdr>
+          <w:bottom w:val="single" w:sz="4" w:space="1" w:color="CDD3D9"/>
+          <w:between w:val="single" w:sz="4" w:space="1" w:color="CDD3D9"/>
+        </w:pBdr>
+        <w:spacing w:before="0" w:after="0" w:line="500" w:lineRule="exact"/>
+      </w:pPr>
+    </w:p>
+    <w:p>
+      <w:pPr>
+        <w:spacing w:after="0" w:line="140" w:lineRule="exact"/>
+      </w:pPr>
     </w:p>
     <w:p>
       <w:r>
@@ -1764,27 +2323,26 @@
     </w:p>
     <w:p>
       <w:pPr>
-        <w:spacing w:after="40"/>
+        <w:pBdr>
+          <w:bottom w:val="single" w:sz="4" w:space="1" w:color="CDD3D9"/>
+          <w:between w:val="single" w:sz="4" w:space="1" w:color="CDD3D9"/>
+        </w:pBdr>
+        <w:spacing w:before="0" w:after="0" w:line="500" w:lineRule="exact"/>
       </w:pPr>
-      <w:r>
-        <w:rPr>
-          <w:color w:val="CDD3D9"/>
-          <w:sz w:val="18"/>
-        </w:rPr>
-        <w:t>________________________________________________________________________________</w:t>
-      </w:r>
     </w:p>
     <w:p>
       <w:pPr>
-        <w:spacing w:after="40"/>
+        <w:pBdr>
+          <w:bottom w:val="single" w:sz="4" w:space="1" w:color="CDD3D9"/>
+          <w:between w:val="single" w:sz="4" w:space="1" w:color="CDD3D9"/>
+        </w:pBdr>
+        <w:spacing w:before="0" w:after="0" w:line="500" w:lineRule="exact"/>
       </w:pPr>
-      <w:r>
-        <w:rPr>
-          <w:color w:val="CDD3D9"/>
-          <w:sz w:val="18"/>
-        </w:rPr>
-        <w:t>________________________________________________________________________________</w:t>
-      </w:r>
+    </w:p>
+    <w:p>
+      <w:pPr>
+        <w:spacing w:after="0" w:line="140" w:lineRule="exact"/>
+      </w:pPr>
     </w:p>
     <w:p>
       <w:pPr>
@@ -1806,15 +2364,15 @@
         <w:tblLook w:firstColumn="1" w:firstRow="1" w:lastColumn="0" w:lastRow="0" w:noHBand="0" w:noVBand="1" w:val="04A0"/>
       </w:tblPr>
       <w:tblGrid>
-        <w:gridCol w:w="3889"/>
-        <w:gridCol w:w="2208"/>
-        <w:gridCol w:w="2208"/>
-        <w:gridCol w:w="2208"/>
+        <w:gridCol w:w="3756"/>
+        <w:gridCol w:w="2132"/>
+        <w:gridCol w:w="2132"/>
+        <w:gridCol w:w="2132"/>
       </w:tblGrid>
       <w:tr>
         <w:tc>
           <w:tcPr>
-            <w:tcW w:type="dxa" w:w="3889"/>
+            <w:tcW w:type="dxa" w:w="3756"/>
             <w:shd w:fill="142D40"/>
             <w:tcBorders>
               <w:top w:val="single" w:sz="4" w:color="D9D9D9"/>
@@ -1844,7 +2402,7 @@
         </w:tc>
         <w:tc>
           <w:tcPr>
-            <w:tcW w:type="dxa" w:w="2208"/>
+            <w:tcW w:type="dxa" w:w="2132"/>
             <w:shd w:fill="142D40"/>
             <w:tcBorders>
               <w:top w:val="single" w:sz="4" w:color="D9D9D9"/>
@@ -1875,7 +2433,7 @@
         </w:tc>
         <w:tc>
           <w:tcPr>
-            <w:tcW w:type="dxa" w:w="2208"/>
+            <w:tcW w:type="dxa" w:w="2132"/>
             <w:shd w:fill="142D40"/>
             <w:tcBorders>
               <w:top w:val="single" w:sz="4" w:color="D9D9D9"/>
@@ -1906,7 +2464,7 @@
         </w:tc>
         <w:tc>
           <w:tcPr>
-            <w:tcW w:type="dxa" w:w="2208"/>
+            <w:tcW w:type="dxa" w:w="2132"/>
             <w:shd w:fill="142D40"/>
             <w:tcBorders>
               <w:top w:val="single" w:sz="4" w:color="D9D9D9"/>
@@ -1939,7 +2497,7 @@
       <w:tr>
         <w:tc>
           <w:tcPr>
-            <w:tcW w:type="dxa" w:w="3889"/>
+            <w:tcW w:type="dxa" w:w="3756"/>
             <w:shd w:fill="FFFFFF"/>
             <w:tcBorders>
               <w:top w:val="single" w:sz="4" w:color="D9D9D9"/>
@@ -1970,7 +2528,7 @@
         </w:tc>
         <w:tc>
           <w:tcPr>
-            <w:tcW w:type="dxa" w:w="2208"/>
+            <w:tcW w:type="dxa" w:w="2132"/>
             <w:shd w:fill="FFFFFF"/>
             <w:tcBorders>
               <w:top w:val="single" w:sz="4" w:color="D9D9D9"/>
@@ -2000,7 +2558,7 @@
         </w:tc>
         <w:tc>
           <w:tcPr>
-            <w:tcW w:type="dxa" w:w="2208"/>
+            <w:tcW w:type="dxa" w:w="2132"/>
             <w:shd w:fill="FFFFFF"/>
             <w:tcBorders>
               <w:top w:val="single" w:sz="4" w:color="D9D9D9"/>
@@ -2030,7 +2588,7 @@
         </w:tc>
         <w:tc>
           <w:tcPr>
-            <w:tcW w:type="dxa" w:w="2208"/>
+            <w:tcW w:type="dxa" w:w="2132"/>
             <w:shd w:fill="FFFFFF"/>
             <w:tcBorders>
               <w:top w:val="single" w:sz="4" w:color="D9D9D9"/>
@@ -2067,27 +2625,35 @@
     </w:p>
     <w:p>
       <w:pPr>
-        <w:spacing w:after="40"/>
+        <w:pBdr>
+          <w:bottom w:val="single" w:sz="4" w:space="1" w:color="CDD3D9"/>
+          <w:between w:val="single" w:sz="4" w:space="1" w:color="CDD3D9"/>
+        </w:pBdr>
+        <w:spacing w:before="0" w:after="0" w:line="500" w:lineRule="exact"/>
       </w:pPr>
-      <w:r>
-        <w:rPr>
-          <w:color w:val="CDD3D9"/>
-          <w:sz w:val="18"/>
-        </w:rPr>
-        <w:t>________________________________________________________________________________</w:t>
-      </w:r>
     </w:p>
     <w:p>
       <w:pPr>
-        <w:spacing w:after="40"/>
+        <w:pBdr>
+          <w:bottom w:val="single" w:sz="4" w:space="1" w:color="CDD3D9"/>
+          <w:between w:val="single" w:sz="4" w:space="1" w:color="CDD3D9"/>
+        </w:pBdr>
+        <w:spacing w:before="0" w:after="0" w:line="500" w:lineRule="exact"/>
       </w:pPr>
-      <w:r>
-        <w:rPr>
-          <w:color w:val="CDD3D9"/>
-          <w:sz w:val="18"/>
-        </w:rPr>
-        <w:t>________________________________________________________________________________</w:t>
-      </w:r>
+    </w:p>
+    <w:p>
+      <w:pPr>
+        <w:pBdr>
+          <w:bottom w:val="single" w:sz="4" w:space="1" w:color="CDD3D9"/>
+          <w:between w:val="single" w:sz="4" w:space="1" w:color="CDD3D9"/>
+        </w:pBdr>
+        <w:spacing w:before="0" w:after="0" w:line="500" w:lineRule="exact"/>
+      </w:pPr>
+    </w:p>
+    <w:p>
+      <w:pPr>
+        <w:spacing w:after="0" w:line="140" w:lineRule="exact"/>
+      </w:pPr>
     </w:p>
     <w:p>
       <w:r>
@@ -2096,27 +2662,35 @@
     </w:p>
     <w:p>
       <w:pPr>
-        <w:spacing w:after="40"/>
+        <w:pBdr>
+          <w:bottom w:val="single" w:sz="4" w:space="1" w:color="CDD3D9"/>
+          <w:between w:val="single" w:sz="4" w:space="1" w:color="CDD3D9"/>
+        </w:pBdr>
+        <w:spacing w:before="0" w:after="0" w:line="500" w:lineRule="exact"/>
       </w:pPr>
-      <w:r>
-        <w:rPr>
-          <w:color w:val="CDD3D9"/>
-          <w:sz w:val="18"/>
-        </w:rPr>
-        <w:t>________________________________________________________________________________</w:t>
-      </w:r>
     </w:p>
     <w:p>
       <w:pPr>
-        <w:spacing w:after="40"/>
+        <w:pBdr>
+          <w:bottom w:val="single" w:sz="4" w:space="1" w:color="CDD3D9"/>
+          <w:between w:val="single" w:sz="4" w:space="1" w:color="CDD3D9"/>
+        </w:pBdr>
+        <w:spacing w:before="0" w:after="0" w:line="500" w:lineRule="exact"/>
       </w:pPr>
-      <w:r>
-        <w:rPr>
-          <w:color w:val="CDD3D9"/>
-          <w:sz w:val="18"/>
-        </w:rPr>
-        <w:t>________________________________________________________________________________</w:t>
-      </w:r>
+    </w:p>
+    <w:p>
+      <w:pPr>
+        <w:pBdr>
+          <w:bottom w:val="single" w:sz="4" w:space="1" w:color="CDD3D9"/>
+          <w:between w:val="single" w:sz="4" w:space="1" w:color="CDD3D9"/>
+        </w:pBdr>
+        <w:spacing w:before="0" w:after="0" w:line="500" w:lineRule="exact"/>
+      </w:pPr>
+    </w:p>
+    <w:p>
+      <w:pPr>
+        <w:spacing w:after="0" w:line="140" w:lineRule="exact"/>
+      </w:pPr>
     </w:p>
     <w:p>
       <w:r>
@@ -2138,99 +2712,98 @@
     </w:p>
     <w:p>
       <w:pPr>
-        <w:spacing w:after="40"/>
+        <w:pBdr>
+          <w:bottom w:val="single" w:sz="4" w:space="1" w:color="CDD3D9"/>
+          <w:between w:val="single" w:sz="4" w:space="1" w:color="CDD3D9"/>
+        </w:pBdr>
+        <w:spacing w:before="0" w:after="0" w:line="500" w:lineRule="exact"/>
       </w:pPr>
-      <w:r>
-        <w:rPr>
-          <w:color w:val="CDD3D9"/>
-          <w:sz w:val="18"/>
-        </w:rPr>
-        <w:t>________________________________________________________________________________</w:t>
-      </w:r>
     </w:p>
     <w:p>
       <w:pPr>
-        <w:spacing w:after="40"/>
+        <w:pBdr>
+          <w:bottom w:val="single" w:sz="4" w:space="1" w:color="CDD3D9"/>
+          <w:between w:val="single" w:sz="4" w:space="1" w:color="CDD3D9"/>
+        </w:pBdr>
+        <w:spacing w:before="0" w:after="0" w:line="500" w:lineRule="exact"/>
       </w:pPr>
-      <w:r>
-        <w:rPr>
-          <w:color w:val="CDD3D9"/>
-          <w:sz w:val="18"/>
-        </w:rPr>
-        <w:t>________________________________________________________________________________</w:t>
-      </w:r>
     </w:p>
     <w:p>
       <w:pPr>
-        <w:spacing w:after="40"/>
+        <w:pBdr>
+          <w:bottom w:val="single" w:sz="4" w:space="1" w:color="CDD3D9"/>
+          <w:between w:val="single" w:sz="4" w:space="1" w:color="CDD3D9"/>
+        </w:pBdr>
+        <w:spacing w:before="0" w:after="0" w:line="500" w:lineRule="exact"/>
       </w:pPr>
-      <w:r>
-        <w:rPr>
-          <w:color w:val="CDD3D9"/>
-          <w:sz w:val="18"/>
-        </w:rPr>
-        <w:t>________________________________________________________________________________</w:t>
-      </w:r>
     </w:p>
     <w:p>
       <w:pPr>
-        <w:spacing w:after="40"/>
+        <w:pBdr>
+          <w:bottom w:val="single" w:sz="4" w:space="1" w:color="CDD3D9"/>
+          <w:between w:val="single" w:sz="4" w:space="1" w:color="CDD3D9"/>
+        </w:pBdr>
+        <w:spacing w:before="0" w:after="0" w:line="500" w:lineRule="exact"/>
       </w:pPr>
-      <w:r>
-        <w:rPr>
-          <w:color w:val="CDD3D9"/>
-          <w:sz w:val="18"/>
-        </w:rPr>
-        <w:t>________________________________________________________________________________</w:t>
-      </w:r>
     </w:p>
     <w:p>
       <w:pPr>
-        <w:spacing w:after="40"/>
+        <w:pBdr>
+          <w:bottom w:val="single" w:sz="4" w:space="1" w:color="CDD3D9"/>
+          <w:between w:val="single" w:sz="4" w:space="1" w:color="CDD3D9"/>
+        </w:pBdr>
+        <w:spacing w:before="0" w:after="0" w:line="500" w:lineRule="exact"/>
       </w:pPr>
-      <w:r>
-        <w:rPr>
-          <w:color w:val="CDD3D9"/>
-          <w:sz w:val="18"/>
-        </w:rPr>
-        <w:t>________________________________________________________________________________</w:t>
-      </w:r>
     </w:p>
     <w:p>
       <w:pPr>
-        <w:spacing w:after="40"/>
+        <w:pBdr>
+          <w:bottom w:val="single" w:sz="4" w:space="1" w:color="CDD3D9"/>
+          <w:between w:val="single" w:sz="4" w:space="1" w:color="CDD3D9"/>
+        </w:pBdr>
+        <w:spacing w:before="0" w:after="0" w:line="500" w:lineRule="exact"/>
       </w:pPr>
-      <w:r>
-        <w:rPr>
-          <w:color w:val="CDD3D9"/>
-          <w:sz w:val="18"/>
-        </w:rPr>
-        <w:t>________________________________________________________________________________</w:t>
-      </w:r>
     </w:p>
     <w:p>
       <w:pPr>
-        <w:spacing w:after="40"/>
+        <w:pBdr>
+          <w:bottom w:val="single" w:sz="4" w:space="1" w:color="CDD3D9"/>
+          <w:between w:val="single" w:sz="4" w:space="1" w:color="CDD3D9"/>
+        </w:pBdr>
+        <w:spacing w:before="0" w:after="0" w:line="500" w:lineRule="exact"/>
       </w:pPr>
-      <w:r>
-        <w:rPr>
-          <w:color w:val="CDD3D9"/>
-          <w:sz w:val="18"/>
-        </w:rPr>
-        <w:t>________________________________________________________________________________</w:t>
-      </w:r>
     </w:p>
     <w:p>
       <w:pPr>
-        <w:spacing w:after="40"/>
+        <w:pBdr>
+          <w:bottom w:val="single" w:sz="4" w:space="1" w:color="CDD3D9"/>
+          <w:between w:val="single" w:sz="4" w:space="1" w:color="CDD3D9"/>
+        </w:pBdr>
+        <w:spacing w:before="0" w:after="0" w:line="500" w:lineRule="exact"/>
       </w:pPr>
-      <w:r>
-        <w:rPr>
-          <w:color w:val="CDD3D9"/>
-          <w:sz w:val="18"/>
-        </w:rPr>
-        <w:t>________________________________________________________________________________</w:t>
-      </w:r>
+    </w:p>
+    <w:p>
+      <w:pPr>
+        <w:pBdr>
+          <w:bottom w:val="single" w:sz="4" w:space="1" w:color="CDD3D9"/>
+          <w:between w:val="single" w:sz="4" w:space="1" w:color="CDD3D9"/>
+        </w:pBdr>
+        <w:spacing w:before="0" w:after="0" w:line="500" w:lineRule="exact"/>
+      </w:pPr>
+    </w:p>
+    <w:p>
+      <w:pPr>
+        <w:pBdr>
+          <w:bottom w:val="single" w:sz="4" w:space="1" w:color="CDD3D9"/>
+          <w:between w:val="single" w:sz="4" w:space="1" w:color="CDD3D9"/>
+        </w:pBdr>
+        <w:spacing w:before="0" w:after="0" w:line="500" w:lineRule="exact"/>
+      </w:pPr>
+    </w:p>
+    <w:p>
+      <w:pPr>
+        <w:spacing w:after="0" w:line="140" w:lineRule="exact"/>
+      </w:pPr>
     </w:p>
     <w:p>
       <w:pPr>
@@ -2252,39 +2825,44 @@
     </w:p>
     <w:p>
       <w:pPr>
-        <w:spacing w:after="40"/>
+        <w:pBdr>
+          <w:bottom w:val="single" w:sz="4" w:space="1" w:color="CDD3D9"/>
+          <w:between w:val="single" w:sz="4" w:space="1" w:color="CDD3D9"/>
+        </w:pBdr>
+        <w:spacing w:before="0" w:after="0" w:line="500" w:lineRule="exact"/>
       </w:pPr>
-      <w:r>
-        <w:rPr>
-          <w:color w:val="CDD3D9"/>
-          <w:sz w:val="18"/>
-        </w:rPr>
-        <w:t>________________________________________________________________________________</w:t>
-      </w:r>
     </w:p>
     <w:p>
       <w:pPr>
-        <w:spacing w:after="40"/>
+        <w:pBdr>
+          <w:bottom w:val="single" w:sz="4" w:space="1" w:color="CDD3D9"/>
+          <w:between w:val="single" w:sz="4" w:space="1" w:color="CDD3D9"/>
+        </w:pBdr>
+        <w:spacing w:before="0" w:after="0" w:line="500" w:lineRule="exact"/>
       </w:pPr>
-      <w:r>
-        <w:rPr>
-          <w:color w:val="CDD3D9"/>
-          <w:sz w:val="18"/>
-        </w:rPr>
-        <w:t>________________________________________________________________________________</w:t>
-      </w:r>
     </w:p>
     <w:p>
       <w:pPr>
-        <w:spacing w:after="40"/>
+        <w:pBdr>
+          <w:bottom w:val="single" w:sz="4" w:space="1" w:color="CDD3D9"/>
+          <w:between w:val="single" w:sz="4" w:space="1" w:color="CDD3D9"/>
+        </w:pBdr>
+        <w:spacing w:before="0" w:after="0" w:line="500" w:lineRule="exact"/>
       </w:pPr>
-      <w:r>
-        <w:rPr>
-          <w:color w:val="CDD3D9"/>
-          <w:sz w:val="18"/>
-        </w:rPr>
-        <w:t>________________________________________________________________________________</w:t>
-      </w:r>
+    </w:p>
+    <w:p>
+      <w:pPr>
+        <w:pBdr>
+          <w:bottom w:val="single" w:sz="4" w:space="1" w:color="CDD3D9"/>
+          <w:between w:val="single" w:sz="4" w:space="1" w:color="CDD3D9"/>
+        </w:pBdr>
+        <w:spacing w:before="0" w:after="0" w:line="500" w:lineRule="exact"/>
+      </w:pPr>
+    </w:p>
+    <w:p>
+      <w:pPr>
+        <w:spacing w:after="0" w:line="140" w:lineRule="exact"/>
+      </w:pPr>
     </w:p>
     <w:p>
       <w:r>
@@ -2293,36 +2871,69 @@
     </w:p>
     <w:p>
       <w:pPr>
-        <w:spacing w:after="40"/>
+        <w:pBdr>
+          <w:bottom w:val="single" w:sz="4" w:space="1" w:color="CDD3D9"/>
+          <w:between w:val="single" w:sz="4" w:space="1" w:color="CDD3D9"/>
+        </w:pBdr>
+        <w:spacing w:before="0" w:after="0" w:line="500" w:lineRule="exact"/>
       </w:pPr>
-      <w:r>
-        <w:rPr>
-          <w:color w:val="CDD3D9"/>
-          <w:sz w:val="18"/>
-        </w:rPr>
-        <w:t>________________________________________________________________________________</w:t>
-      </w:r>
     </w:p>
     <w:p>
       <w:pPr>
-        <w:spacing w:after="40"/>
+        <w:pBdr>
+          <w:bottom w:val="single" w:sz="4" w:space="1" w:color="CDD3D9"/>
+          <w:between w:val="single" w:sz="4" w:space="1" w:color="CDD3D9"/>
+        </w:pBdr>
+        <w:spacing w:before="0" w:after="0" w:line="500" w:lineRule="exact"/>
       </w:pPr>
-      <w:r>
-        <w:rPr>
-          <w:color w:val="CDD3D9"/>
-          <w:sz w:val="18"/>
-        </w:rPr>
-        <w:t>________________________________________________________________________________</w:t>
-      </w:r>
+    </w:p>
+    <w:p>
+      <w:pPr>
+        <w:pBdr>
+          <w:bottom w:val="single" w:sz="4" w:space="1" w:color="CDD3D9"/>
+          <w:between w:val="single" w:sz="4" w:space="1" w:color="CDD3D9"/>
+        </w:pBdr>
+        <w:spacing w:before="0" w:after="0" w:line="500" w:lineRule="exact"/>
+      </w:pPr>
+    </w:p>
+    <w:p>
+      <w:pPr>
+        <w:spacing w:after="0" w:line="140" w:lineRule="exact"/>
+      </w:pPr>
     </w:p>
     <w:sectPr>
-      <w:pgSz w:w="12240" w:h="15840"/>
+      <w:footerReference w:type="default" r:id="rId9"/>
+      <w:pgSz w:w="11906" w:h="16838"/>
       <w:pgMar w:top="648" w:right="864" w:bottom="835" w:left="864" w:header="720" w:footer="720" w:gutter="0"/>
       <w:cols w:space="720"/>
       <w:docGrid w:linePitch="360"/>
     </w:sectPr>
   </w:body>
 </w:document>
+</file>
+
+<file path=word/footer1.xml><?xml version="1.0" encoding="utf-8"?>
+<w:ftr xmlns:m="http://schemas.openxmlformats.org/officeDocument/2006/math" xmlns:mc="http://schemas.openxmlformats.org/markup-compatibility/2006" xmlns:mo="http://schemas.microsoft.com/office/mac/office/2008/main" xmlns:mv="urn:schemas-microsoft-com:mac:vml" xmlns:o="urn:schemas-microsoft-com:office:office" xmlns:r="http://schemas.openxmlformats.org/officeDocument/2006/relationships" xmlns:v="urn:schemas-microsoft-com:vml" xmlns:w10="urn:schemas-microsoft-com:office:word" xmlns:w14="http://schemas.microsoft.com/office/word/2010/wordml" xmlns:w="http://schemas.openxmlformats.org/wordprocessingml/2006/main" xmlns:wne="http://schemas.microsoft.com/office/word/2006/wordml" xmlns:wp14="http://schemas.microsoft.com/office/word/2010/wordprocessingDrawing" xmlns:wp="http://schemas.openxmlformats.org/drawingml/2006/wordprocessingDrawing" xmlns:wpc="http://schemas.microsoft.com/office/word/2010/wordprocessingCanvas" xmlns:wpg="http://schemas.microsoft.com/office/word/2010/wordprocessingGroup" xmlns:wpi="http://schemas.microsoft.com/office/word/2010/wordprocessingInk" xmlns:wps="http://schemas.microsoft.com/office/word/2010/wordprocessingShape" mc:Ignorable="w14 wp14">
+  <w:p>
+    <w:pPr>
+      <w:pStyle w:val="Footer"/>
+    </w:pPr>
+    <w:r>
+      <w:rPr>
+        <w:sz w:val="16"/>
+      </w:rPr>
+      <w:t xml:space="preserve">TBS-ECO-20261010-v1.2 | THE BUSINESS SCHOOL | page </w:t>
+    </w:r>
+    <w:fldSimple w:instr="PAGE">
+      <w:r>
+        <w:rPr>
+          <w:sz w:val="16"/>
+        </w:rPr>
+        <w:t>1</w:t>
+      </w:r>
+    </w:fldSimple>
+  </w:p>
+</w:ftr>
 </file>
 
 <file path=word/numbering.xml><?xml version="1.0" encoding="utf-8"?>
@@ -2752,7 +3363,7 @@
     <w:pPr>
       <w:keepNext/>
       <w:keepLines/>
-      <w:spacing w:before="480" w:after="0"/>
+      <w:spacing w:before="240" w:after="0"/>
       <w:outlineLvl w:val="0"/>
     </w:pPr>
     <w:rPr>

--- a/resources/a-level-economics-real-or-nominal-gdp/A-Level-Economics-Real-or-Nominal-GDP-Student.docx
+++ b/resources/a-level-economics-real-or-nominal-gdp/A-Level-Economics-Real-or-Nominal-GDP-Student.docx
@@ -50,13 +50,13 @@
         <w:tc>
           <w:tcPr>
             <w:tcW w:type="dxa" w:w="3756"/>
-            <w:shd w:fill="142D40"/>
             <w:tcBorders>
               <w:top w:val="single" w:sz="4" w:color="D9D9D9"/>
               <w:bottom w:val="single" w:sz="4" w:color="D9D9D9"/>
               <w:left w:val="single" w:sz="4" w:color="D9D9D9"/>
               <w:right w:val="single" w:sz="4" w:color="D9D9D9"/>
             </w:tcBorders>
+            <w:shd w:fill="142D40"/>
             <w:tcMar>
               <w:top w:w="85" w:type="dxa"/>
               <w:bottom w:w="85" w:type="dxa"/>
@@ -81,13 +81,13 @@
         <w:tc>
           <w:tcPr>
             <w:tcW w:type="dxa" w:w="1594"/>
-            <w:shd w:fill="142D40"/>
             <w:tcBorders>
               <w:top w:val="single" w:sz="4" w:color="D9D9D9"/>
               <w:bottom w:val="single" w:sz="4" w:color="D9D9D9"/>
               <w:left w:val="single" w:sz="4" w:color="D9D9D9"/>
               <w:right w:val="single" w:sz="4" w:color="D9D9D9"/>
             </w:tcBorders>
+            <w:shd w:fill="142D40"/>
             <w:tcMar>
               <w:top w:w="85" w:type="dxa"/>
               <w:bottom w:w="85" w:type="dxa"/>
@@ -112,13 +112,13 @@
         <w:tc>
           <w:tcPr>
             <w:tcW w:type="dxa" w:w="1594"/>
-            <w:shd w:fill="142D40"/>
             <w:tcBorders>
               <w:top w:val="single" w:sz="4" w:color="D9D9D9"/>
               <w:bottom w:val="single" w:sz="4" w:color="D9D9D9"/>
               <w:left w:val="single" w:sz="4" w:color="D9D9D9"/>
               <w:right w:val="single" w:sz="4" w:color="D9D9D9"/>
             </w:tcBorders>
+            <w:shd w:fill="142D40"/>
             <w:tcMar>
               <w:top w:w="85" w:type="dxa"/>
               <w:bottom w:w="85" w:type="dxa"/>
@@ -143,13 +143,13 @@
         <w:tc>
           <w:tcPr>
             <w:tcW w:type="dxa" w:w="1594"/>
-            <w:shd w:fill="142D40"/>
             <w:tcBorders>
               <w:top w:val="single" w:sz="4" w:color="D9D9D9"/>
               <w:bottom w:val="single" w:sz="4" w:color="D9D9D9"/>
               <w:left w:val="single" w:sz="4" w:color="D9D9D9"/>
               <w:right w:val="single" w:sz="4" w:color="D9D9D9"/>
             </w:tcBorders>
+            <w:shd w:fill="142D40"/>
             <w:tcMar>
               <w:top w:w="85" w:type="dxa"/>
               <w:bottom w:w="85" w:type="dxa"/>
@@ -174,13 +174,13 @@
         <w:tc>
           <w:tcPr>
             <w:tcW w:type="dxa" w:w="1594"/>
-            <w:shd w:fill="142D40"/>
             <w:tcBorders>
               <w:top w:val="single" w:sz="4" w:color="D9D9D9"/>
               <w:bottom w:val="single" w:sz="4" w:color="D9D9D9"/>
               <w:left w:val="single" w:sz="4" w:color="D9D9D9"/>
               <w:right w:val="single" w:sz="4" w:color="D9D9D9"/>
             </w:tcBorders>
+            <w:shd w:fill="142D40"/>
             <w:tcMar>
               <w:top w:w="85" w:type="dxa"/>
               <w:bottom w:w="85" w:type="dxa"/>
@@ -207,13 +207,13 @@
         <w:tc>
           <w:tcPr>
             <w:tcW w:type="dxa" w:w="3756"/>
-            <w:shd w:fill="FFFFFF"/>
             <w:tcBorders>
               <w:top w:val="single" w:sz="4" w:color="D9D9D9"/>
               <w:bottom w:val="single" w:sz="4" w:color="D9D9D9"/>
               <w:left w:val="single" w:sz="4" w:color="D9D9D9"/>
               <w:right w:val="single" w:sz="4" w:color="D9D9D9"/>
             </w:tcBorders>
+            <w:shd w:fill="FFFFFF"/>
             <w:tcMar>
               <w:top w:w="85" w:type="dxa"/>
               <w:bottom w:w="85" w:type="dxa"/>
@@ -238,13 +238,13 @@
         <w:tc>
           <w:tcPr>
             <w:tcW w:type="dxa" w:w="1594"/>
-            <w:shd w:fill="FFFFFF"/>
             <w:tcBorders>
               <w:top w:val="single" w:sz="4" w:color="D9D9D9"/>
               <w:bottom w:val="single" w:sz="4" w:color="D9D9D9"/>
               <w:left w:val="single" w:sz="4" w:color="D9D9D9"/>
               <w:right w:val="single" w:sz="4" w:color="D9D9D9"/>
             </w:tcBorders>
+            <w:shd w:fill="FFFFFF"/>
             <w:tcMar>
               <w:top w:w="85" w:type="dxa"/>
               <w:bottom w:w="85" w:type="dxa"/>
@@ -269,13 +269,13 @@
         <w:tc>
           <w:tcPr>
             <w:tcW w:type="dxa" w:w="1594"/>
-            <w:shd w:fill="FFFFFF"/>
             <w:tcBorders>
               <w:top w:val="single" w:sz="4" w:color="D9D9D9"/>
               <w:bottom w:val="single" w:sz="4" w:color="D9D9D9"/>
               <w:left w:val="single" w:sz="4" w:color="D9D9D9"/>
               <w:right w:val="single" w:sz="4" w:color="D9D9D9"/>
             </w:tcBorders>
+            <w:shd w:fill="FFFFFF"/>
             <w:tcMar>
               <w:top w:w="85" w:type="dxa"/>
               <w:bottom w:w="85" w:type="dxa"/>
@@ -300,13 +300,13 @@
         <w:tc>
           <w:tcPr>
             <w:tcW w:type="dxa" w:w="1594"/>
-            <w:shd w:fill="FFFFFF"/>
             <w:tcBorders>
               <w:top w:val="single" w:sz="4" w:color="D9D9D9"/>
               <w:bottom w:val="single" w:sz="4" w:color="D9D9D9"/>
               <w:left w:val="single" w:sz="4" w:color="D9D9D9"/>
               <w:right w:val="single" w:sz="4" w:color="D9D9D9"/>
             </w:tcBorders>
+            <w:shd w:fill="FFFFFF"/>
             <w:tcMar>
               <w:top w:w="85" w:type="dxa"/>
               <w:bottom w:w="85" w:type="dxa"/>
@@ -331,13 +331,13 @@
         <w:tc>
           <w:tcPr>
             <w:tcW w:type="dxa" w:w="1594"/>
-            <w:shd w:fill="FFFFFF"/>
             <w:tcBorders>
               <w:top w:val="single" w:sz="4" w:color="D9D9D9"/>
               <w:bottom w:val="single" w:sz="4" w:color="D9D9D9"/>
               <w:left w:val="single" w:sz="4" w:color="D9D9D9"/>
               <w:right w:val="single" w:sz="4" w:color="D9D9D9"/>
             </w:tcBorders>
+            <w:shd w:fill="FFFFFF"/>
             <w:tcMar>
               <w:top w:w="85" w:type="dxa"/>
               <w:bottom w:w="85" w:type="dxa"/>
@@ -364,13 +364,13 @@
         <w:tc>
           <w:tcPr>
             <w:tcW w:type="dxa" w:w="3756"/>
-            <w:shd w:fill="F1F5F7"/>
             <w:tcBorders>
               <w:top w:val="single" w:sz="4" w:color="D9D9D9"/>
               <w:bottom w:val="single" w:sz="4" w:color="D9D9D9"/>
               <w:left w:val="single" w:sz="4" w:color="D9D9D9"/>
               <w:right w:val="single" w:sz="4" w:color="D9D9D9"/>
             </w:tcBorders>
+            <w:shd w:fill="F1F5F7"/>
             <w:tcMar>
               <w:top w:w="85" w:type="dxa"/>
               <w:bottom w:w="85" w:type="dxa"/>
@@ -395,13 +395,13 @@
         <w:tc>
           <w:tcPr>
             <w:tcW w:type="dxa" w:w="1594"/>
-            <w:shd w:fill="F1F5F7"/>
             <w:tcBorders>
               <w:top w:val="single" w:sz="4" w:color="D9D9D9"/>
               <w:bottom w:val="single" w:sz="4" w:color="D9D9D9"/>
               <w:left w:val="single" w:sz="4" w:color="D9D9D9"/>
               <w:right w:val="single" w:sz="4" w:color="D9D9D9"/>
             </w:tcBorders>
+            <w:shd w:fill="F1F5F7"/>
             <w:tcMar>
               <w:top w:w="85" w:type="dxa"/>
               <w:bottom w:w="85" w:type="dxa"/>
@@ -426,13 +426,13 @@
         <w:tc>
           <w:tcPr>
             <w:tcW w:type="dxa" w:w="1594"/>
-            <w:shd w:fill="F1F5F7"/>
             <w:tcBorders>
               <w:top w:val="single" w:sz="4" w:color="D9D9D9"/>
               <w:bottom w:val="single" w:sz="4" w:color="D9D9D9"/>
               <w:left w:val="single" w:sz="4" w:color="D9D9D9"/>
               <w:right w:val="single" w:sz="4" w:color="D9D9D9"/>
             </w:tcBorders>
+            <w:shd w:fill="F1F5F7"/>
             <w:tcMar>
               <w:top w:w="85" w:type="dxa"/>
               <w:bottom w:w="85" w:type="dxa"/>
@@ -457,13 +457,13 @@
         <w:tc>
           <w:tcPr>
             <w:tcW w:type="dxa" w:w="1594"/>
-            <w:shd w:fill="F1F5F7"/>
             <w:tcBorders>
               <w:top w:val="single" w:sz="4" w:color="D9D9D9"/>
               <w:bottom w:val="single" w:sz="4" w:color="D9D9D9"/>
               <w:left w:val="single" w:sz="4" w:color="D9D9D9"/>
               <w:right w:val="single" w:sz="4" w:color="D9D9D9"/>
             </w:tcBorders>
+            <w:shd w:fill="F1F5F7"/>
             <w:tcMar>
               <w:top w:w="85" w:type="dxa"/>
               <w:bottom w:w="85" w:type="dxa"/>
@@ -488,13 +488,13 @@
         <w:tc>
           <w:tcPr>
             <w:tcW w:type="dxa" w:w="1594"/>
-            <w:shd w:fill="F1F5F7"/>
             <w:tcBorders>
               <w:top w:val="single" w:sz="4" w:color="D9D9D9"/>
               <w:bottom w:val="single" w:sz="4" w:color="D9D9D9"/>
               <w:left w:val="single" w:sz="4" w:color="D9D9D9"/>
               <w:right w:val="single" w:sz="4" w:color="D9D9D9"/>
             </w:tcBorders>
+            <w:shd w:fill="F1F5F7"/>
             <w:tcMar>
               <w:top w:w="85" w:type="dxa"/>
               <w:bottom w:w="85" w:type="dxa"/>
@@ -521,13 +521,13 @@
         <w:tc>
           <w:tcPr>
             <w:tcW w:type="dxa" w:w="3756"/>
-            <w:shd w:fill="FFFFFF"/>
             <w:tcBorders>
               <w:top w:val="single" w:sz="4" w:color="D9D9D9"/>
               <w:bottom w:val="single" w:sz="4" w:color="D9D9D9"/>
               <w:left w:val="single" w:sz="4" w:color="D9D9D9"/>
               <w:right w:val="single" w:sz="4" w:color="D9D9D9"/>
             </w:tcBorders>
+            <w:shd w:fill="FFFFFF"/>
             <w:tcMar>
               <w:top w:w="85" w:type="dxa"/>
               <w:bottom w:w="85" w:type="dxa"/>
@@ -552,13 +552,13 @@
         <w:tc>
           <w:tcPr>
             <w:tcW w:type="dxa" w:w="1594"/>
-            <w:shd w:fill="FFFFFF"/>
             <w:tcBorders>
               <w:top w:val="single" w:sz="4" w:color="D9D9D9"/>
               <w:bottom w:val="single" w:sz="4" w:color="D9D9D9"/>
               <w:left w:val="single" w:sz="4" w:color="D9D9D9"/>
               <w:right w:val="single" w:sz="4" w:color="D9D9D9"/>
             </w:tcBorders>
+            <w:shd w:fill="FFFFFF"/>
             <w:tcMar>
               <w:top w:w="85" w:type="dxa"/>
               <w:bottom w:w="85" w:type="dxa"/>
@@ -583,13 +583,13 @@
         <w:tc>
           <w:tcPr>
             <w:tcW w:type="dxa" w:w="1594"/>
-            <w:shd w:fill="FFFFFF"/>
             <w:tcBorders>
               <w:top w:val="single" w:sz="4" w:color="D9D9D9"/>
               <w:bottom w:val="single" w:sz="4" w:color="D9D9D9"/>
               <w:left w:val="single" w:sz="4" w:color="D9D9D9"/>
               <w:right w:val="single" w:sz="4" w:color="D9D9D9"/>
             </w:tcBorders>
+            <w:shd w:fill="FFFFFF"/>
             <w:tcMar>
               <w:top w:w="85" w:type="dxa"/>
               <w:bottom w:w="85" w:type="dxa"/>
@@ -614,13 +614,13 @@
         <w:tc>
           <w:tcPr>
             <w:tcW w:type="dxa" w:w="1594"/>
-            <w:shd w:fill="FFFFFF"/>
             <w:tcBorders>
               <w:top w:val="single" w:sz="4" w:color="D9D9D9"/>
               <w:bottom w:val="single" w:sz="4" w:color="D9D9D9"/>
               <w:left w:val="single" w:sz="4" w:color="D9D9D9"/>
               <w:right w:val="single" w:sz="4" w:color="D9D9D9"/>
             </w:tcBorders>
+            <w:shd w:fill="FFFFFF"/>
             <w:tcMar>
               <w:top w:w="85" w:type="dxa"/>
               <w:bottom w:w="85" w:type="dxa"/>
@@ -645,13 +645,13 @@
         <w:tc>
           <w:tcPr>
             <w:tcW w:type="dxa" w:w="1594"/>
-            <w:shd w:fill="FFFFFF"/>
             <w:tcBorders>
               <w:top w:val="single" w:sz="4" w:color="D9D9D9"/>
               <w:bottom w:val="single" w:sz="4" w:color="D9D9D9"/>
               <w:left w:val="single" w:sz="4" w:color="D9D9D9"/>
               <w:right w:val="single" w:sz="4" w:color="D9D9D9"/>
             </w:tcBorders>
+            <w:shd w:fill="FFFFFF"/>
             <w:tcMar>
               <w:top w:w="85" w:type="dxa"/>
               <w:bottom w:w="85" w:type="dxa"/>
@@ -752,13 +752,13 @@
         <w:tc>
           <w:tcPr>
             <w:tcW w:type="dxa" w:w="6497"/>
-            <w:shd w:fill="142D40"/>
             <w:tcBorders>
               <w:top w:val="single" w:sz="4" w:color="D9D9D9"/>
               <w:bottom w:val="single" w:sz="4" w:color="D9D9D9"/>
               <w:left w:val="single" w:sz="4" w:color="D9D9D9"/>
               <w:right w:val="single" w:sz="4" w:color="D9D9D9"/>
             </w:tcBorders>
+            <w:shd w:fill="142D40"/>
             <w:tcMar>
               <w:top w:w="85" w:type="dxa"/>
               <w:bottom w:w="85" w:type="dxa"/>
@@ -783,13 +783,13 @@
         <w:tc>
           <w:tcPr>
             <w:tcW w:type="dxa" w:w="1827"/>
-            <w:shd w:fill="142D40"/>
             <w:tcBorders>
               <w:top w:val="single" w:sz="4" w:color="D9D9D9"/>
               <w:bottom w:val="single" w:sz="4" w:color="D9D9D9"/>
               <w:left w:val="single" w:sz="4" w:color="D9D9D9"/>
               <w:right w:val="single" w:sz="4" w:color="D9D9D9"/>
             </w:tcBorders>
+            <w:shd w:fill="142D40"/>
             <w:tcMar>
               <w:top w:w="85" w:type="dxa"/>
               <w:bottom w:w="85" w:type="dxa"/>
@@ -814,13 +814,13 @@
         <w:tc>
           <w:tcPr>
             <w:tcW w:type="dxa" w:w="1827"/>
-            <w:shd w:fill="142D40"/>
             <w:tcBorders>
               <w:top w:val="single" w:sz="4" w:color="D9D9D9"/>
               <w:bottom w:val="single" w:sz="4" w:color="D9D9D9"/>
               <w:left w:val="single" w:sz="4" w:color="D9D9D9"/>
               <w:right w:val="single" w:sz="4" w:color="D9D9D9"/>
             </w:tcBorders>
+            <w:shd w:fill="142D40"/>
             <w:tcMar>
               <w:top w:w="85" w:type="dxa"/>
               <w:bottom w:w="85" w:type="dxa"/>
@@ -847,13 +847,13 @@
         <w:tc>
           <w:tcPr>
             <w:tcW w:type="dxa" w:w="6497"/>
-            <w:shd w:fill="FFFFFF"/>
             <w:tcBorders>
               <w:top w:val="single" w:sz="4" w:color="D9D9D9"/>
               <w:bottom w:val="single" w:sz="4" w:color="D9D9D9"/>
               <w:left w:val="single" w:sz="4" w:color="D9D9D9"/>
               <w:right w:val="single" w:sz="4" w:color="D9D9D9"/>
             </w:tcBorders>
+            <w:shd w:fill="FFFFFF"/>
             <w:tcMar>
               <w:top w:w="85" w:type="dxa"/>
               <w:bottom w:w="85" w:type="dxa"/>
@@ -878,13 +878,13 @@
         <w:tc>
           <w:tcPr>
             <w:tcW w:type="dxa" w:w="1827"/>
-            <w:shd w:fill="FFFFFF"/>
             <w:tcBorders>
               <w:top w:val="single" w:sz="4" w:color="D9D9D9"/>
               <w:bottom w:val="single" w:sz="4" w:color="D9D9D9"/>
               <w:left w:val="single" w:sz="4" w:color="D9D9D9"/>
               <w:right w:val="single" w:sz="4" w:color="D9D9D9"/>
             </w:tcBorders>
+            <w:shd w:fill="FFFFFF"/>
             <w:tcMar>
               <w:top w:w="85" w:type="dxa"/>
               <w:bottom w:w="85" w:type="dxa"/>
@@ -908,13 +908,13 @@
         <w:tc>
           <w:tcPr>
             <w:tcW w:type="dxa" w:w="1827"/>
-            <w:shd w:fill="FFFFFF"/>
             <w:tcBorders>
               <w:top w:val="single" w:sz="4" w:color="D9D9D9"/>
               <w:bottom w:val="single" w:sz="4" w:color="D9D9D9"/>
               <w:left w:val="single" w:sz="4" w:color="D9D9D9"/>
               <w:right w:val="single" w:sz="4" w:color="D9D9D9"/>
             </w:tcBorders>
+            <w:shd w:fill="FFFFFF"/>
             <w:tcMar>
               <w:top w:w="85" w:type="dxa"/>
               <w:bottom w:w="85" w:type="dxa"/>
@@ -940,13 +940,13 @@
         <w:tc>
           <w:tcPr>
             <w:tcW w:type="dxa" w:w="6497"/>
-            <w:shd w:fill="F1F5F7"/>
             <w:tcBorders>
               <w:top w:val="single" w:sz="4" w:color="D9D9D9"/>
               <w:bottom w:val="single" w:sz="4" w:color="D9D9D9"/>
               <w:left w:val="single" w:sz="4" w:color="D9D9D9"/>
               <w:right w:val="single" w:sz="4" w:color="D9D9D9"/>
             </w:tcBorders>
+            <w:shd w:fill="F1F5F7"/>
             <w:tcMar>
               <w:top w:w="85" w:type="dxa"/>
               <w:bottom w:w="85" w:type="dxa"/>
@@ -971,13 +971,13 @@
         <w:tc>
           <w:tcPr>
             <w:tcW w:type="dxa" w:w="1827"/>
-            <w:shd w:fill="F1F5F7"/>
             <w:tcBorders>
               <w:top w:val="single" w:sz="4" w:color="D9D9D9"/>
               <w:bottom w:val="single" w:sz="4" w:color="D9D9D9"/>
               <w:left w:val="single" w:sz="4" w:color="D9D9D9"/>
               <w:right w:val="single" w:sz="4" w:color="D9D9D9"/>
             </w:tcBorders>
+            <w:shd w:fill="F1F5F7"/>
             <w:tcMar>
               <w:top w:w="85" w:type="dxa"/>
               <w:bottom w:w="85" w:type="dxa"/>
@@ -1001,13 +1001,13 @@
         <w:tc>
           <w:tcPr>
             <w:tcW w:type="dxa" w:w="1827"/>
-            <w:shd w:fill="F1F5F7"/>
             <w:tcBorders>
               <w:top w:val="single" w:sz="4" w:color="D9D9D9"/>
               <w:bottom w:val="single" w:sz="4" w:color="D9D9D9"/>
               <w:left w:val="single" w:sz="4" w:color="D9D9D9"/>
               <w:right w:val="single" w:sz="4" w:color="D9D9D9"/>
             </w:tcBorders>
+            <w:shd w:fill="F1F5F7"/>
             <w:tcMar>
               <w:top w:w="85" w:type="dxa"/>
               <w:bottom w:w="85" w:type="dxa"/>
@@ -1033,13 +1033,13 @@
         <w:tc>
           <w:tcPr>
             <w:tcW w:type="dxa" w:w="6497"/>
-            <w:shd w:fill="FFFFFF"/>
             <w:tcBorders>
               <w:top w:val="single" w:sz="4" w:color="D9D9D9"/>
               <w:bottom w:val="single" w:sz="4" w:color="D9D9D9"/>
               <w:left w:val="single" w:sz="4" w:color="D9D9D9"/>
               <w:right w:val="single" w:sz="4" w:color="D9D9D9"/>
             </w:tcBorders>
+            <w:shd w:fill="FFFFFF"/>
             <w:tcMar>
               <w:top w:w="85" w:type="dxa"/>
               <w:bottom w:w="85" w:type="dxa"/>
@@ -1064,13 +1064,13 @@
         <w:tc>
           <w:tcPr>
             <w:tcW w:type="dxa" w:w="1827"/>
-            <w:shd w:fill="FFFFFF"/>
             <w:tcBorders>
               <w:top w:val="single" w:sz="4" w:color="D9D9D9"/>
               <w:bottom w:val="single" w:sz="4" w:color="D9D9D9"/>
               <w:left w:val="single" w:sz="4" w:color="D9D9D9"/>
               <w:right w:val="single" w:sz="4" w:color="D9D9D9"/>
             </w:tcBorders>
+            <w:shd w:fill="FFFFFF"/>
             <w:tcMar>
               <w:top w:w="85" w:type="dxa"/>
               <w:bottom w:w="85" w:type="dxa"/>
@@ -1094,13 +1094,13 @@
         <w:tc>
           <w:tcPr>
             <w:tcW w:type="dxa" w:w="1827"/>
-            <w:shd w:fill="FFFFFF"/>
             <w:tcBorders>
               <w:top w:val="single" w:sz="4" w:color="D9D9D9"/>
               <w:bottom w:val="single" w:sz="4" w:color="D9D9D9"/>
               <w:left w:val="single" w:sz="4" w:color="D9D9D9"/>
               <w:right w:val="single" w:sz="4" w:color="D9D9D9"/>
             </w:tcBorders>
+            <w:shd w:fill="FFFFFF"/>
             <w:tcMar>
               <w:top w:w="85" w:type="dxa"/>
               <w:bottom w:w="85" w:type="dxa"/>
@@ -1126,13 +1126,13 @@
         <w:tc>
           <w:tcPr>
             <w:tcW w:type="dxa" w:w="6497"/>
-            <w:shd w:fill="F1F5F7"/>
             <w:tcBorders>
               <w:top w:val="single" w:sz="4" w:color="D9D9D9"/>
               <w:bottom w:val="single" w:sz="4" w:color="D9D9D9"/>
               <w:left w:val="single" w:sz="4" w:color="D9D9D9"/>
               <w:right w:val="single" w:sz="4" w:color="D9D9D9"/>
             </w:tcBorders>
+            <w:shd w:fill="F1F5F7"/>
             <w:tcMar>
               <w:top w:w="85" w:type="dxa"/>
               <w:bottom w:w="85" w:type="dxa"/>
@@ -1157,13 +1157,13 @@
         <w:tc>
           <w:tcPr>
             <w:tcW w:type="dxa" w:w="1827"/>
-            <w:shd w:fill="F1F5F7"/>
             <w:tcBorders>
               <w:top w:val="single" w:sz="4" w:color="D9D9D9"/>
               <w:bottom w:val="single" w:sz="4" w:color="D9D9D9"/>
               <w:left w:val="single" w:sz="4" w:color="D9D9D9"/>
               <w:right w:val="single" w:sz="4" w:color="D9D9D9"/>
             </w:tcBorders>
+            <w:shd w:fill="F1F5F7"/>
             <w:tcMar>
               <w:top w:w="85" w:type="dxa"/>
               <w:bottom w:w="85" w:type="dxa"/>
@@ -1187,13 +1187,13 @@
         <w:tc>
           <w:tcPr>
             <w:tcW w:type="dxa" w:w="1827"/>
-            <w:shd w:fill="F1F5F7"/>
             <w:tcBorders>
               <w:top w:val="single" w:sz="4" w:color="D9D9D9"/>
               <w:bottom w:val="single" w:sz="4" w:color="D9D9D9"/>
               <w:left w:val="single" w:sz="4" w:color="D9D9D9"/>
               <w:right w:val="single" w:sz="4" w:color="D9D9D9"/>
             </w:tcBorders>
+            <w:shd w:fill="F1F5F7"/>
             <w:tcMar>
               <w:top w:w="85" w:type="dxa"/>
               <w:bottom w:w="85" w:type="dxa"/>
@@ -1256,13 +1256,13 @@
         <w:tc>
           <w:tcPr>
             <w:tcW w:type="dxa" w:w="3756"/>
-            <w:shd w:fill="142D40"/>
             <w:tcBorders>
               <w:top w:val="single" w:sz="4" w:color="D9D9D9"/>
               <w:bottom w:val="single" w:sz="4" w:color="D9D9D9"/>
               <w:left w:val="single" w:sz="4" w:color="D9D9D9"/>
               <w:right w:val="single" w:sz="4" w:color="D9D9D9"/>
             </w:tcBorders>
+            <w:shd w:fill="142D40"/>
             <w:tcMar>
               <w:top w:w="85" w:type="dxa"/>
               <w:bottom w:w="85" w:type="dxa"/>
@@ -1287,13 +1287,13 @@
         <w:tc>
           <w:tcPr>
             <w:tcW w:type="dxa" w:w="1594"/>
-            <w:shd w:fill="142D40"/>
             <w:tcBorders>
               <w:top w:val="single" w:sz="4" w:color="D9D9D9"/>
               <w:bottom w:val="single" w:sz="4" w:color="D9D9D9"/>
               <w:left w:val="single" w:sz="4" w:color="D9D9D9"/>
               <w:right w:val="single" w:sz="4" w:color="D9D9D9"/>
             </w:tcBorders>
+            <w:shd w:fill="142D40"/>
             <w:tcMar>
               <w:top w:w="85" w:type="dxa"/>
               <w:bottom w:w="85" w:type="dxa"/>
@@ -1318,13 +1318,13 @@
         <w:tc>
           <w:tcPr>
             <w:tcW w:type="dxa" w:w="1594"/>
-            <w:shd w:fill="142D40"/>
             <w:tcBorders>
               <w:top w:val="single" w:sz="4" w:color="D9D9D9"/>
               <w:bottom w:val="single" w:sz="4" w:color="D9D9D9"/>
               <w:left w:val="single" w:sz="4" w:color="D9D9D9"/>
               <w:right w:val="single" w:sz="4" w:color="D9D9D9"/>
             </w:tcBorders>
+            <w:shd w:fill="142D40"/>
             <w:tcMar>
               <w:top w:w="85" w:type="dxa"/>
               <w:bottom w:w="85" w:type="dxa"/>
@@ -1349,13 +1349,13 @@
         <w:tc>
           <w:tcPr>
             <w:tcW w:type="dxa" w:w="1594"/>
-            <w:shd w:fill="142D40"/>
             <w:tcBorders>
               <w:top w:val="single" w:sz="4" w:color="D9D9D9"/>
               <w:bottom w:val="single" w:sz="4" w:color="D9D9D9"/>
               <w:left w:val="single" w:sz="4" w:color="D9D9D9"/>
               <w:right w:val="single" w:sz="4" w:color="D9D9D9"/>
             </w:tcBorders>
+            <w:shd w:fill="142D40"/>
             <w:tcMar>
               <w:top w:w="85" w:type="dxa"/>
               <w:bottom w:w="85" w:type="dxa"/>
@@ -1380,13 +1380,13 @@
         <w:tc>
           <w:tcPr>
             <w:tcW w:type="dxa" w:w="1594"/>
-            <w:shd w:fill="142D40"/>
             <w:tcBorders>
               <w:top w:val="single" w:sz="4" w:color="D9D9D9"/>
               <w:bottom w:val="single" w:sz="4" w:color="D9D9D9"/>
               <w:left w:val="single" w:sz="4" w:color="D9D9D9"/>
               <w:right w:val="single" w:sz="4" w:color="D9D9D9"/>
             </w:tcBorders>
+            <w:shd w:fill="142D40"/>
             <w:tcMar>
               <w:top w:w="85" w:type="dxa"/>
               <w:bottom w:w="85" w:type="dxa"/>
@@ -1413,13 +1413,13 @@
         <w:tc>
           <w:tcPr>
             <w:tcW w:type="dxa" w:w="3756"/>
-            <w:shd w:fill="FFFFFF"/>
             <w:tcBorders>
               <w:top w:val="single" w:sz="4" w:color="D9D9D9"/>
               <w:bottom w:val="single" w:sz="4" w:color="D9D9D9"/>
               <w:left w:val="single" w:sz="4" w:color="D9D9D9"/>
               <w:right w:val="single" w:sz="4" w:color="D9D9D9"/>
             </w:tcBorders>
+            <w:shd w:fill="FFFFFF"/>
             <w:tcMar>
               <w:top w:w="85" w:type="dxa"/>
               <w:bottom w:w="85" w:type="dxa"/>
@@ -1444,13 +1444,13 @@
         <w:tc>
           <w:tcPr>
             <w:tcW w:type="dxa" w:w="1594"/>
-            <w:shd w:fill="FFFFFF"/>
             <w:tcBorders>
               <w:top w:val="single" w:sz="4" w:color="D9D9D9"/>
               <w:bottom w:val="single" w:sz="4" w:color="D9D9D9"/>
               <w:left w:val="single" w:sz="4" w:color="D9D9D9"/>
               <w:right w:val="single" w:sz="4" w:color="D9D9D9"/>
             </w:tcBorders>
+            <w:shd w:fill="FFFFFF"/>
             <w:tcMar>
               <w:top w:w="85" w:type="dxa"/>
               <w:bottom w:w="85" w:type="dxa"/>
@@ -1475,13 +1475,13 @@
         <w:tc>
           <w:tcPr>
             <w:tcW w:type="dxa" w:w="1594"/>
-            <w:shd w:fill="FFFFFF"/>
             <w:tcBorders>
               <w:top w:val="single" w:sz="4" w:color="D9D9D9"/>
               <w:bottom w:val="single" w:sz="4" w:color="D9D9D9"/>
               <w:left w:val="single" w:sz="4" w:color="D9D9D9"/>
               <w:right w:val="single" w:sz="4" w:color="D9D9D9"/>
             </w:tcBorders>
+            <w:shd w:fill="FFFFFF"/>
             <w:tcMar>
               <w:top w:w="85" w:type="dxa"/>
               <w:bottom w:w="85" w:type="dxa"/>
@@ -1505,13 +1505,13 @@
         <w:tc>
           <w:tcPr>
             <w:tcW w:type="dxa" w:w="1594"/>
-            <w:shd w:fill="FFFFFF"/>
             <w:tcBorders>
               <w:top w:val="single" w:sz="4" w:color="D9D9D9"/>
               <w:bottom w:val="single" w:sz="4" w:color="D9D9D9"/>
               <w:left w:val="single" w:sz="4" w:color="D9D9D9"/>
               <w:right w:val="single" w:sz="4" w:color="D9D9D9"/>
             </w:tcBorders>
+            <w:shd w:fill="FFFFFF"/>
             <w:tcMar>
               <w:top w:w="85" w:type="dxa"/>
               <w:bottom w:w="85" w:type="dxa"/>
@@ -1535,13 +1535,13 @@
         <w:tc>
           <w:tcPr>
             <w:tcW w:type="dxa" w:w="1594"/>
-            <w:shd w:fill="FFFFFF"/>
             <w:tcBorders>
               <w:top w:val="single" w:sz="4" w:color="D9D9D9"/>
               <w:bottom w:val="single" w:sz="4" w:color="D9D9D9"/>
               <w:left w:val="single" w:sz="4" w:color="D9D9D9"/>
               <w:right w:val="single" w:sz="4" w:color="D9D9D9"/>
             </w:tcBorders>
+            <w:shd w:fill="FFFFFF"/>
             <w:tcMar>
               <w:top w:w="85" w:type="dxa"/>
               <w:bottom w:w="85" w:type="dxa"/>
@@ -1626,13 +1626,13 @@
         <w:tc>
           <w:tcPr>
             <w:tcW w:type="dxa" w:w="3756"/>
-            <w:shd w:fill="142D40"/>
             <w:tcBorders>
               <w:top w:val="single" w:sz="4" w:color="D9D9D9"/>
               <w:bottom w:val="single" w:sz="4" w:color="D9D9D9"/>
               <w:left w:val="single" w:sz="4" w:color="D9D9D9"/>
               <w:right w:val="single" w:sz="4" w:color="D9D9D9"/>
             </w:tcBorders>
+            <w:shd w:fill="142D40"/>
             <w:tcMar>
               <w:top w:w="85" w:type="dxa"/>
               <w:bottom w:w="85" w:type="dxa"/>
@@ -1657,13 +1657,13 @@
         <w:tc>
           <w:tcPr>
             <w:tcW w:type="dxa" w:w="2132"/>
-            <w:shd w:fill="142D40"/>
             <w:tcBorders>
               <w:top w:val="single" w:sz="4" w:color="D9D9D9"/>
               <w:bottom w:val="single" w:sz="4" w:color="D9D9D9"/>
               <w:left w:val="single" w:sz="4" w:color="D9D9D9"/>
               <w:right w:val="single" w:sz="4" w:color="D9D9D9"/>
             </w:tcBorders>
+            <w:shd w:fill="142D40"/>
             <w:tcMar>
               <w:top w:w="85" w:type="dxa"/>
               <w:bottom w:w="85" w:type="dxa"/>
@@ -1688,13 +1688,13 @@
         <w:tc>
           <w:tcPr>
             <w:tcW w:type="dxa" w:w="2132"/>
-            <w:shd w:fill="142D40"/>
             <w:tcBorders>
               <w:top w:val="single" w:sz="4" w:color="D9D9D9"/>
               <w:bottom w:val="single" w:sz="4" w:color="D9D9D9"/>
               <w:left w:val="single" w:sz="4" w:color="D9D9D9"/>
               <w:right w:val="single" w:sz="4" w:color="D9D9D9"/>
             </w:tcBorders>
+            <w:shd w:fill="142D40"/>
             <w:tcMar>
               <w:top w:w="85" w:type="dxa"/>
               <w:bottom w:w="85" w:type="dxa"/>
@@ -1719,13 +1719,13 @@
         <w:tc>
           <w:tcPr>
             <w:tcW w:type="dxa" w:w="2132"/>
-            <w:shd w:fill="142D40"/>
             <w:tcBorders>
               <w:top w:val="single" w:sz="4" w:color="D9D9D9"/>
               <w:bottom w:val="single" w:sz="4" w:color="D9D9D9"/>
               <w:left w:val="single" w:sz="4" w:color="D9D9D9"/>
               <w:right w:val="single" w:sz="4" w:color="D9D9D9"/>
             </w:tcBorders>
+            <w:shd w:fill="142D40"/>
             <w:tcMar>
               <w:top w:w="85" w:type="dxa"/>
               <w:bottom w:w="85" w:type="dxa"/>
@@ -1752,13 +1752,13 @@
         <w:tc>
           <w:tcPr>
             <w:tcW w:type="dxa" w:w="3756"/>
-            <w:shd w:fill="FFFFFF"/>
             <w:tcBorders>
               <w:top w:val="single" w:sz="4" w:color="D9D9D9"/>
               <w:bottom w:val="single" w:sz="4" w:color="D9D9D9"/>
               <w:left w:val="single" w:sz="4" w:color="D9D9D9"/>
               <w:right w:val="single" w:sz="4" w:color="D9D9D9"/>
             </w:tcBorders>
+            <w:shd w:fill="FFFFFF"/>
             <w:tcMar>
               <w:top w:w="85" w:type="dxa"/>
               <w:bottom w:w="85" w:type="dxa"/>
@@ -1783,13 +1783,13 @@
         <w:tc>
           <w:tcPr>
             <w:tcW w:type="dxa" w:w="2132"/>
-            <w:shd w:fill="FFFFFF"/>
             <w:tcBorders>
               <w:top w:val="single" w:sz="4" w:color="D9D9D9"/>
               <w:bottom w:val="single" w:sz="4" w:color="D9D9D9"/>
               <w:left w:val="single" w:sz="4" w:color="D9D9D9"/>
               <w:right w:val="single" w:sz="4" w:color="D9D9D9"/>
             </w:tcBorders>
+            <w:shd w:fill="FFFFFF"/>
             <w:tcMar>
               <w:top w:w="85" w:type="dxa"/>
               <w:bottom w:w="85" w:type="dxa"/>
@@ -1813,13 +1813,13 @@
         <w:tc>
           <w:tcPr>
             <w:tcW w:type="dxa" w:w="2132"/>
-            <w:shd w:fill="FFFFFF"/>
             <w:tcBorders>
               <w:top w:val="single" w:sz="4" w:color="D9D9D9"/>
               <w:bottom w:val="single" w:sz="4" w:color="D9D9D9"/>
               <w:left w:val="single" w:sz="4" w:color="D9D9D9"/>
               <w:right w:val="single" w:sz="4" w:color="D9D9D9"/>
             </w:tcBorders>
+            <w:shd w:fill="FFFFFF"/>
             <w:tcMar>
               <w:top w:w="85" w:type="dxa"/>
               <w:bottom w:w="85" w:type="dxa"/>
@@ -1843,13 +1843,13 @@
         <w:tc>
           <w:tcPr>
             <w:tcW w:type="dxa" w:w="2132"/>
-            <w:shd w:fill="FFFFFF"/>
             <w:tcBorders>
               <w:top w:val="single" w:sz="4" w:color="D9D9D9"/>
               <w:bottom w:val="single" w:sz="4" w:color="D9D9D9"/>
               <w:left w:val="single" w:sz="4" w:color="D9D9D9"/>
               <w:right w:val="single" w:sz="4" w:color="D9D9D9"/>
             </w:tcBorders>
+            <w:shd w:fill="FFFFFF"/>
             <w:tcMar>
               <w:top w:w="85" w:type="dxa"/>
               <w:bottom w:w="85" w:type="dxa"/>
@@ -1875,13 +1875,13 @@
         <w:tc>
           <w:tcPr>
             <w:tcW w:type="dxa" w:w="3756"/>
-            <w:shd w:fill="F1F5F7"/>
             <w:tcBorders>
               <w:top w:val="single" w:sz="4" w:color="D9D9D9"/>
               <w:bottom w:val="single" w:sz="4" w:color="D9D9D9"/>
               <w:left w:val="single" w:sz="4" w:color="D9D9D9"/>
               <w:right w:val="single" w:sz="4" w:color="D9D9D9"/>
             </w:tcBorders>
+            <w:shd w:fill="F1F5F7"/>
             <w:tcMar>
               <w:top w:w="85" w:type="dxa"/>
               <w:bottom w:w="85" w:type="dxa"/>
@@ -1906,13 +1906,13 @@
         <w:tc>
           <w:tcPr>
             <w:tcW w:type="dxa" w:w="2132"/>
-            <w:shd w:fill="F1F5F7"/>
             <w:tcBorders>
               <w:top w:val="single" w:sz="4" w:color="D9D9D9"/>
               <w:bottom w:val="single" w:sz="4" w:color="D9D9D9"/>
               <w:left w:val="single" w:sz="4" w:color="D9D9D9"/>
               <w:right w:val="single" w:sz="4" w:color="D9D9D9"/>
             </w:tcBorders>
+            <w:shd w:fill="F1F5F7"/>
             <w:tcMar>
               <w:top w:w="85" w:type="dxa"/>
               <w:bottom w:w="85" w:type="dxa"/>
@@ -1936,13 +1936,13 @@
         <w:tc>
           <w:tcPr>
             <w:tcW w:type="dxa" w:w="2132"/>
-            <w:shd w:fill="F1F5F7"/>
             <w:tcBorders>
               <w:top w:val="single" w:sz="4" w:color="D9D9D9"/>
               <w:bottom w:val="single" w:sz="4" w:color="D9D9D9"/>
               <w:left w:val="single" w:sz="4" w:color="D9D9D9"/>
               <w:right w:val="single" w:sz="4" w:color="D9D9D9"/>
             </w:tcBorders>
+            <w:shd w:fill="F1F5F7"/>
             <w:tcMar>
               <w:top w:w="85" w:type="dxa"/>
               <w:bottom w:w="85" w:type="dxa"/>
@@ -1966,13 +1966,13 @@
         <w:tc>
           <w:tcPr>
             <w:tcW w:type="dxa" w:w="2132"/>
-            <w:shd w:fill="F1F5F7"/>
             <w:tcBorders>
               <w:top w:val="single" w:sz="4" w:color="D9D9D9"/>
               <w:bottom w:val="single" w:sz="4" w:color="D9D9D9"/>
               <w:left w:val="single" w:sz="4" w:color="D9D9D9"/>
               <w:right w:val="single" w:sz="4" w:color="D9D9D9"/>
             </w:tcBorders>
+            <w:shd w:fill="F1F5F7"/>
             <w:tcMar>
               <w:top w:w="85" w:type="dxa"/>
               <w:bottom w:w="85" w:type="dxa"/>
@@ -1998,13 +1998,13 @@
         <w:tc>
           <w:tcPr>
             <w:tcW w:type="dxa" w:w="3756"/>
-            <w:shd w:fill="FFFFFF"/>
             <w:tcBorders>
               <w:top w:val="single" w:sz="4" w:color="D9D9D9"/>
               <w:bottom w:val="single" w:sz="4" w:color="D9D9D9"/>
               <w:left w:val="single" w:sz="4" w:color="D9D9D9"/>
               <w:right w:val="single" w:sz="4" w:color="D9D9D9"/>
             </w:tcBorders>
+            <w:shd w:fill="FFFFFF"/>
             <w:tcMar>
               <w:top w:w="85" w:type="dxa"/>
               <w:bottom w:w="85" w:type="dxa"/>
@@ -2029,13 +2029,13 @@
         <w:tc>
           <w:tcPr>
             <w:tcW w:type="dxa" w:w="2132"/>
-            <w:shd w:fill="FFFFFF"/>
             <w:tcBorders>
               <w:top w:val="single" w:sz="4" w:color="D9D9D9"/>
               <w:bottom w:val="single" w:sz="4" w:color="D9D9D9"/>
               <w:left w:val="single" w:sz="4" w:color="D9D9D9"/>
               <w:right w:val="single" w:sz="4" w:color="D9D9D9"/>
             </w:tcBorders>
+            <w:shd w:fill="FFFFFF"/>
             <w:tcMar>
               <w:top w:w="85" w:type="dxa"/>
               <w:bottom w:w="85" w:type="dxa"/>
@@ -2059,13 +2059,13 @@
         <w:tc>
           <w:tcPr>
             <w:tcW w:type="dxa" w:w="2132"/>
-            <w:shd w:fill="FFFFFF"/>
             <w:tcBorders>
               <w:top w:val="single" w:sz="4" w:color="D9D9D9"/>
               <w:bottom w:val="single" w:sz="4" w:color="D9D9D9"/>
               <w:left w:val="single" w:sz="4" w:color="D9D9D9"/>
               <w:right w:val="single" w:sz="4" w:color="D9D9D9"/>
             </w:tcBorders>
+            <w:shd w:fill="FFFFFF"/>
             <w:tcMar>
               <w:top w:w="85" w:type="dxa"/>
               <w:bottom w:w="85" w:type="dxa"/>
@@ -2089,13 +2089,13 @@
         <w:tc>
           <w:tcPr>
             <w:tcW w:type="dxa" w:w="2132"/>
-            <w:shd w:fill="FFFFFF"/>
             <w:tcBorders>
               <w:top w:val="single" w:sz="4" w:color="D9D9D9"/>
               <w:bottom w:val="single" w:sz="4" w:color="D9D9D9"/>
               <w:left w:val="single" w:sz="4" w:color="D9D9D9"/>
               <w:right w:val="single" w:sz="4" w:color="D9D9D9"/>
             </w:tcBorders>
+            <w:shd w:fill="FFFFFF"/>
             <w:tcMar>
               <w:top w:w="85" w:type="dxa"/>
               <w:bottom w:w="85" w:type="dxa"/>
@@ -2373,13 +2373,13 @@
         <w:tc>
           <w:tcPr>
             <w:tcW w:type="dxa" w:w="3756"/>
-            <w:shd w:fill="142D40"/>
             <w:tcBorders>
               <w:top w:val="single" w:sz="4" w:color="D9D9D9"/>
               <w:bottom w:val="single" w:sz="4" w:color="D9D9D9"/>
               <w:left w:val="single" w:sz="4" w:color="D9D9D9"/>
               <w:right w:val="single" w:sz="4" w:color="D9D9D9"/>
             </w:tcBorders>
+            <w:shd w:fill="142D40"/>
             <w:tcMar>
               <w:top w:w="85" w:type="dxa"/>
               <w:bottom w:w="85" w:type="dxa"/>
@@ -2403,13 +2403,13 @@
         <w:tc>
           <w:tcPr>
             <w:tcW w:type="dxa" w:w="2132"/>
-            <w:shd w:fill="142D40"/>
             <w:tcBorders>
               <w:top w:val="single" w:sz="4" w:color="D9D9D9"/>
               <w:bottom w:val="single" w:sz="4" w:color="D9D9D9"/>
               <w:left w:val="single" w:sz="4" w:color="D9D9D9"/>
               <w:right w:val="single" w:sz="4" w:color="D9D9D9"/>
             </w:tcBorders>
+            <w:shd w:fill="142D40"/>
             <w:tcMar>
               <w:top w:w="85" w:type="dxa"/>
               <w:bottom w:w="85" w:type="dxa"/>
@@ -2434,13 +2434,13 @@
         <w:tc>
           <w:tcPr>
             <w:tcW w:type="dxa" w:w="2132"/>
-            <w:shd w:fill="142D40"/>
             <w:tcBorders>
               <w:top w:val="single" w:sz="4" w:color="D9D9D9"/>
               <w:bottom w:val="single" w:sz="4" w:color="D9D9D9"/>
               <w:left w:val="single" w:sz="4" w:color="D9D9D9"/>
               <w:right w:val="single" w:sz="4" w:color="D9D9D9"/>
             </w:tcBorders>
+            <w:shd w:fill="142D40"/>
             <w:tcMar>
               <w:top w:w="85" w:type="dxa"/>
               <w:bottom w:w="85" w:type="dxa"/>
@@ -2465,13 +2465,13 @@
         <w:tc>
           <w:tcPr>
             <w:tcW w:type="dxa" w:w="2132"/>
-            <w:shd w:fill="142D40"/>
             <w:tcBorders>
               <w:top w:val="single" w:sz="4" w:color="D9D9D9"/>
               <w:bottom w:val="single" w:sz="4" w:color="D9D9D9"/>
               <w:left w:val="single" w:sz="4" w:color="D9D9D9"/>
               <w:right w:val="single" w:sz="4" w:color="D9D9D9"/>
             </w:tcBorders>
+            <w:shd w:fill="142D40"/>
             <w:tcMar>
               <w:top w:w="85" w:type="dxa"/>
               <w:bottom w:w="85" w:type="dxa"/>
@@ -2498,13 +2498,13 @@
         <w:tc>
           <w:tcPr>
             <w:tcW w:type="dxa" w:w="3756"/>
-            <w:shd w:fill="FFFFFF"/>
             <w:tcBorders>
               <w:top w:val="single" w:sz="4" w:color="D9D9D9"/>
               <w:bottom w:val="single" w:sz="4" w:color="D9D9D9"/>
               <w:left w:val="single" w:sz="4" w:color="D9D9D9"/>
               <w:right w:val="single" w:sz="4" w:color="D9D9D9"/>
             </w:tcBorders>
+            <w:shd w:fill="FFFFFF"/>
             <w:tcMar>
               <w:top w:w="85" w:type="dxa"/>
               <w:bottom w:w="85" w:type="dxa"/>
@@ -2529,13 +2529,13 @@
         <w:tc>
           <w:tcPr>
             <w:tcW w:type="dxa" w:w="2132"/>
-            <w:shd w:fill="FFFFFF"/>
             <w:tcBorders>
               <w:top w:val="single" w:sz="4" w:color="D9D9D9"/>
               <w:bottom w:val="single" w:sz="4" w:color="D9D9D9"/>
               <w:left w:val="single" w:sz="4" w:color="D9D9D9"/>
               <w:right w:val="single" w:sz="4" w:color="D9D9D9"/>
             </w:tcBorders>
+            <w:shd w:fill="FFFFFF"/>
             <w:tcMar>
               <w:top w:w="85" w:type="dxa"/>
               <w:bottom w:w="85" w:type="dxa"/>
@@ -2559,13 +2559,13 @@
         <w:tc>
           <w:tcPr>
             <w:tcW w:type="dxa" w:w="2132"/>
-            <w:shd w:fill="FFFFFF"/>
             <w:tcBorders>
               <w:top w:val="single" w:sz="4" w:color="D9D9D9"/>
               <w:bottom w:val="single" w:sz="4" w:color="D9D9D9"/>
               <w:left w:val="single" w:sz="4" w:color="D9D9D9"/>
               <w:right w:val="single" w:sz="4" w:color="D9D9D9"/>
             </w:tcBorders>
+            <w:shd w:fill="FFFFFF"/>
             <w:tcMar>
               <w:top w:w="85" w:type="dxa"/>
               <w:bottom w:w="85" w:type="dxa"/>
@@ -2589,13 +2589,13 @@
         <w:tc>
           <w:tcPr>
             <w:tcW w:type="dxa" w:w="2132"/>
-            <w:shd w:fill="FFFFFF"/>
             <w:tcBorders>
               <w:top w:val="single" w:sz="4" w:color="D9D9D9"/>
               <w:bottom w:val="single" w:sz="4" w:color="D9D9D9"/>
               <w:left w:val="single" w:sz="4" w:color="D9D9D9"/>
               <w:right w:val="single" w:sz="4" w:color="D9D9D9"/>
             </w:tcBorders>
+            <w:shd w:fill="FFFFFF"/>
             <w:tcMar>
               <w:top w:w="85" w:type="dxa"/>
               <w:bottom w:w="85" w:type="dxa"/>

--- a/resources/a-level-economics-real-or-nominal-gdp/A-Level-Economics-Real-or-Nominal-GDP-Student.docx
+++ b/resources/a-level-economics-real-or-nominal-gdp/A-Level-Economics-Real-or-Nominal-GDP-Student.docx
@@ -52,15 +52,15 @@
             <w:tcW w:type="dxa" w:w="3756"/>
             <w:tcBorders>
               <w:top w:val="single" w:sz="4" w:color="D9D9D9"/>
+              <w:left w:val="single" w:sz="4" w:color="D9D9D9"/>
               <w:bottom w:val="single" w:sz="4" w:color="D9D9D9"/>
-              <w:left w:val="single" w:sz="4" w:color="D9D9D9"/>
               <w:right w:val="single" w:sz="4" w:color="D9D9D9"/>
             </w:tcBorders>
             <w:shd w:fill="142D40"/>
             <w:tcMar>
               <w:top w:w="85" w:type="dxa"/>
+              <w:left w:w="85" w:type="dxa"/>
               <w:bottom w:w="85" w:type="dxa"/>
-              <w:left w:w="85" w:type="dxa"/>
               <w:right w:w="85" w:type="dxa"/>
             </w:tcMar>
           </w:tcPr>
@@ -83,15 +83,15 @@
             <w:tcW w:type="dxa" w:w="1594"/>
             <w:tcBorders>
               <w:top w:val="single" w:sz="4" w:color="D9D9D9"/>
+              <w:left w:val="single" w:sz="4" w:color="D9D9D9"/>
               <w:bottom w:val="single" w:sz="4" w:color="D9D9D9"/>
-              <w:left w:val="single" w:sz="4" w:color="D9D9D9"/>
               <w:right w:val="single" w:sz="4" w:color="D9D9D9"/>
             </w:tcBorders>
             <w:shd w:fill="142D40"/>
             <w:tcMar>
               <w:top w:w="85" w:type="dxa"/>
+              <w:left w:w="85" w:type="dxa"/>
               <w:bottom w:w="85" w:type="dxa"/>
-              <w:left w:w="85" w:type="dxa"/>
               <w:right w:w="85" w:type="dxa"/>
             </w:tcMar>
           </w:tcPr>
@@ -114,15 +114,15 @@
             <w:tcW w:type="dxa" w:w="1594"/>
             <w:tcBorders>
               <w:top w:val="single" w:sz="4" w:color="D9D9D9"/>
+              <w:left w:val="single" w:sz="4" w:color="D9D9D9"/>
               <w:bottom w:val="single" w:sz="4" w:color="D9D9D9"/>
-              <w:left w:val="single" w:sz="4" w:color="D9D9D9"/>
               <w:right w:val="single" w:sz="4" w:color="D9D9D9"/>
             </w:tcBorders>
             <w:shd w:fill="142D40"/>
             <w:tcMar>
               <w:top w:w="85" w:type="dxa"/>
+              <w:left w:w="85" w:type="dxa"/>
               <w:bottom w:w="85" w:type="dxa"/>
-              <w:left w:w="85" w:type="dxa"/>
               <w:right w:w="85" w:type="dxa"/>
             </w:tcMar>
           </w:tcPr>
@@ -145,15 +145,15 @@
             <w:tcW w:type="dxa" w:w="1594"/>
             <w:tcBorders>
               <w:top w:val="single" w:sz="4" w:color="D9D9D9"/>
+              <w:left w:val="single" w:sz="4" w:color="D9D9D9"/>
               <w:bottom w:val="single" w:sz="4" w:color="D9D9D9"/>
-              <w:left w:val="single" w:sz="4" w:color="D9D9D9"/>
               <w:right w:val="single" w:sz="4" w:color="D9D9D9"/>
             </w:tcBorders>
             <w:shd w:fill="142D40"/>
             <w:tcMar>
               <w:top w:w="85" w:type="dxa"/>
+              <w:left w:w="85" w:type="dxa"/>
               <w:bottom w:w="85" w:type="dxa"/>
-              <w:left w:w="85" w:type="dxa"/>
               <w:right w:w="85" w:type="dxa"/>
             </w:tcMar>
           </w:tcPr>
@@ -176,15 +176,15 @@
             <w:tcW w:type="dxa" w:w="1594"/>
             <w:tcBorders>
               <w:top w:val="single" w:sz="4" w:color="D9D9D9"/>
+              <w:left w:val="single" w:sz="4" w:color="D9D9D9"/>
               <w:bottom w:val="single" w:sz="4" w:color="D9D9D9"/>
-              <w:left w:val="single" w:sz="4" w:color="D9D9D9"/>
               <w:right w:val="single" w:sz="4" w:color="D9D9D9"/>
             </w:tcBorders>
             <w:shd w:fill="142D40"/>
             <w:tcMar>
               <w:top w:w="85" w:type="dxa"/>
+              <w:left w:w="85" w:type="dxa"/>
               <w:bottom w:w="85" w:type="dxa"/>
-              <w:left w:w="85" w:type="dxa"/>
               <w:right w:w="85" w:type="dxa"/>
             </w:tcMar>
           </w:tcPr>
@@ -209,15 +209,15 @@
             <w:tcW w:type="dxa" w:w="3756"/>
             <w:tcBorders>
               <w:top w:val="single" w:sz="4" w:color="D9D9D9"/>
+              <w:left w:val="single" w:sz="4" w:color="D9D9D9"/>
               <w:bottom w:val="single" w:sz="4" w:color="D9D9D9"/>
-              <w:left w:val="single" w:sz="4" w:color="D9D9D9"/>
               <w:right w:val="single" w:sz="4" w:color="D9D9D9"/>
             </w:tcBorders>
             <w:shd w:fill="FFFFFF"/>
             <w:tcMar>
               <w:top w:w="85" w:type="dxa"/>
+              <w:left w:w="85" w:type="dxa"/>
               <w:bottom w:w="85" w:type="dxa"/>
-              <w:left w:w="85" w:type="dxa"/>
               <w:right w:w="85" w:type="dxa"/>
             </w:tcMar>
           </w:tcPr>
@@ -240,15 +240,15 @@
             <w:tcW w:type="dxa" w:w="1594"/>
             <w:tcBorders>
               <w:top w:val="single" w:sz="4" w:color="D9D9D9"/>
+              <w:left w:val="single" w:sz="4" w:color="D9D9D9"/>
               <w:bottom w:val="single" w:sz="4" w:color="D9D9D9"/>
-              <w:left w:val="single" w:sz="4" w:color="D9D9D9"/>
               <w:right w:val="single" w:sz="4" w:color="D9D9D9"/>
             </w:tcBorders>
             <w:shd w:fill="FFFFFF"/>
             <w:tcMar>
               <w:top w:w="85" w:type="dxa"/>
+              <w:left w:w="85" w:type="dxa"/>
               <w:bottom w:w="85" w:type="dxa"/>
-              <w:left w:w="85" w:type="dxa"/>
               <w:right w:w="85" w:type="dxa"/>
             </w:tcMar>
           </w:tcPr>
@@ -271,15 +271,15 @@
             <w:tcW w:type="dxa" w:w="1594"/>
             <w:tcBorders>
               <w:top w:val="single" w:sz="4" w:color="D9D9D9"/>
+              <w:left w:val="single" w:sz="4" w:color="D9D9D9"/>
               <w:bottom w:val="single" w:sz="4" w:color="D9D9D9"/>
-              <w:left w:val="single" w:sz="4" w:color="D9D9D9"/>
               <w:right w:val="single" w:sz="4" w:color="D9D9D9"/>
             </w:tcBorders>
             <w:shd w:fill="FFFFFF"/>
             <w:tcMar>
               <w:top w:w="85" w:type="dxa"/>
+              <w:left w:w="85" w:type="dxa"/>
               <w:bottom w:w="85" w:type="dxa"/>
-              <w:left w:w="85" w:type="dxa"/>
               <w:right w:w="85" w:type="dxa"/>
             </w:tcMar>
           </w:tcPr>
@@ -302,15 +302,15 @@
             <w:tcW w:type="dxa" w:w="1594"/>
             <w:tcBorders>
               <w:top w:val="single" w:sz="4" w:color="D9D9D9"/>
+              <w:left w:val="single" w:sz="4" w:color="D9D9D9"/>
               <w:bottom w:val="single" w:sz="4" w:color="D9D9D9"/>
-              <w:left w:val="single" w:sz="4" w:color="D9D9D9"/>
               <w:right w:val="single" w:sz="4" w:color="D9D9D9"/>
             </w:tcBorders>
             <w:shd w:fill="FFFFFF"/>
             <w:tcMar>
               <w:top w:w="85" w:type="dxa"/>
+              <w:left w:w="85" w:type="dxa"/>
               <w:bottom w:w="85" w:type="dxa"/>
-              <w:left w:w="85" w:type="dxa"/>
               <w:right w:w="85" w:type="dxa"/>
             </w:tcMar>
           </w:tcPr>
@@ -333,15 +333,15 @@
             <w:tcW w:type="dxa" w:w="1594"/>
             <w:tcBorders>
               <w:top w:val="single" w:sz="4" w:color="D9D9D9"/>
+              <w:left w:val="single" w:sz="4" w:color="D9D9D9"/>
               <w:bottom w:val="single" w:sz="4" w:color="D9D9D9"/>
-              <w:left w:val="single" w:sz="4" w:color="D9D9D9"/>
               <w:right w:val="single" w:sz="4" w:color="D9D9D9"/>
             </w:tcBorders>
             <w:shd w:fill="FFFFFF"/>
             <w:tcMar>
               <w:top w:w="85" w:type="dxa"/>
+              <w:left w:w="85" w:type="dxa"/>
               <w:bottom w:w="85" w:type="dxa"/>
-              <w:left w:w="85" w:type="dxa"/>
               <w:right w:w="85" w:type="dxa"/>
             </w:tcMar>
           </w:tcPr>
@@ -366,15 +366,15 @@
             <w:tcW w:type="dxa" w:w="3756"/>
             <w:tcBorders>
               <w:top w:val="single" w:sz="4" w:color="D9D9D9"/>
+              <w:left w:val="single" w:sz="4" w:color="D9D9D9"/>
               <w:bottom w:val="single" w:sz="4" w:color="D9D9D9"/>
-              <w:left w:val="single" w:sz="4" w:color="D9D9D9"/>
               <w:right w:val="single" w:sz="4" w:color="D9D9D9"/>
             </w:tcBorders>
             <w:shd w:fill="F1F5F7"/>
             <w:tcMar>
               <w:top w:w="85" w:type="dxa"/>
+              <w:left w:w="85" w:type="dxa"/>
               <w:bottom w:w="85" w:type="dxa"/>
-              <w:left w:w="85" w:type="dxa"/>
               <w:right w:w="85" w:type="dxa"/>
             </w:tcMar>
           </w:tcPr>
@@ -397,15 +397,15 @@
             <w:tcW w:type="dxa" w:w="1594"/>
             <w:tcBorders>
               <w:top w:val="single" w:sz="4" w:color="D9D9D9"/>
+              <w:left w:val="single" w:sz="4" w:color="D9D9D9"/>
               <w:bottom w:val="single" w:sz="4" w:color="D9D9D9"/>
-              <w:left w:val="single" w:sz="4" w:color="D9D9D9"/>
               <w:right w:val="single" w:sz="4" w:color="D9D9D9"/>
             </w:tcBorders>
             <w:shd w:fill="F1F5F7"/>
             <w:tcMar>
               <w:top w:w="85" w:type="dxa"/>
+              <w:left w:w="85" w:type="dxa"/>
               <w:bottom w:w="85" w:type="dxa"/>
-              <w:left w:w="85" w:type="dxa"/>
               <w:right w:w="85" w:type="dxa"/>
             </w:tcMar>
           </w:tcPr>
@@ -428,15 +428,15 @@
             <w:tcW w:type="dxa" w:w="1594"/>
             <w:tcBorders>
               <w:top w:val="single" w:sz="4" w:color="D9D9D9"/>
+              <w:left w:val="single" w:sz="4" w:color="D9D9D9"/>
               <w:bottom w:val="single" w:sz="4" w:color="D9D9D9"/>
-              <w:left w:val="single" w:sz="4" w:color="D9D9D9"/>
               <w:right w:val="single" w:sz="4" w:color="D9D9D9"/>
             </w:tcBorders>
             <w:shd w:fill="F1F5F7"/>
             <w:tcMar>
               <w:top w:w="85" w:type="dxa"/>
+              <w:left w:w="85" w:type="dxa"/>
               <w:bottom w:w="85" w:type="dxa"/>
-              <w:left w:w="85" w:type="dxa"/>
               <w:right w:w="85" w:type="dxa"/>
             </w:tcMar>
           </w:tcPr>
@@ -459,15 +459,15 @@
             <w:tcW w:type="dxa" w:w="1594"/>
             <w:tcBorders>
               <w:top w:val="single" w:sz="4" w:color="D9D9D9"/>
+              <w:left w:val="single" w:sz="4" w:color="D9D9D9"/>
               <w:bottom w:val="single" w:sz="4" w:color="D9D9D9"/>
-              <w:left w:val="single" w:sz="4" w:color="D9D9D9"/>
               <w:right w:val="single" w:sz="4" w:color="D9D9D9"/>
             </w:tcBorders>
             <w:shd w:fill="F1F5F7"/>
             <w:tcMar>
               <w:top w:w="85" w:type="dxa"/>
+              <w:left w:w="85" w:type="dxa"/>
               <w:bottom w:w="85" w:type="dxa"/>
-              <w:left w:w="85" w:type="dxa"/>
               <w:right w:w="85" w:type="dxa"/>
             </w:tcMar>
           </w:tcPr>
@@ -490,15 +490,15 @@
             <w:tcW w:type="dxa" w:w="1594"/>
             <w:tcBorders>
               <w:top w:val="single" w:sz="4" w:color="D9D9D9"/>
+              <w:left w:val="single" w:sz="4" w:color="D9D9D9"/>
               <w:bottom w:val="single" w:sz="4" w:color="D9D9D9"/>
-              <w:left w:val="single" w:sz="4" w:color="D9D9D9"/>
               <w:right w:val="single" w:sz="4" w:color="D9D9D9"/>
             </w:tcBorders>
             <w:shd w:fill="F1F5F7"/>
             <w:tcMar>
               <w:top w:w="85" w:type="dxa"/>
+              <w:left w:w="85" w:type="dxa"/>
               <w:bottom w:w="85" w:type="dxa"/>
-              <w:left w:w="85" w:type="dxa"/>
               <w:right w:w="85" w:type="dxa"/>
             </w:tcMar>
           </w:tcPr>
@@ -523,15 +523,15 @@
             <w:tcW w:type="dxa" w:w="3756"/>
             <w:tcBorders>
               <w:top w:val="single" w:sz="4" w:color="D9D9D9"/>
+              <w:left w:val="single" w:sz="4" w:color="D9D9D9"/>
               <w:bottom w:val="single" w:sz="4" w:color="D9D9D9"/>
-              <w:left w:val="single" w:sz="4" w:color="D9D9D9"/>
               <w:right w:val="single" w:sz="4" w:color="D9D9D9"/>
             </w:tcBorders>
             <w:shd w:fill="FFFFFF"/>
             <w:tcMar>
               <w:top w:w="85" w:type="dxa"/>
+              <w:left w:w="85" w:type="dxa"/>
               <w:bottom w:w="85" w:type="dxa"/>
-              <w:left w:w="85" w:type="dxa"/>
               <w:right w:w="85" w:type="dxa"/>
             </w:tcMar>
           </w:tcPr>
@@ -554,15 +554,15 @@
             <w:tcW w:type="dxa" w:w="1594"/>
             <w:tcBorders>
               <w:top w:val="single" w:sz="4" w:color="D9D9D9"/>
+              <w:left w:val="single" w:sz="4" w:color="D9D9D9"/>
               <w:bottom w:val="single" w:sz="4" w:color="D9D9D9"/>
-              <w:left w:val="single" w:sz="4" w:color="D9D9D9"/>
               <w:right w:val="single" w:sz="4" w:color="D9D9D9"/>
             </w:tcBorders>
             <w:shd w:fill="FFFFFF"/>
             <w:tcMar>
               <w:top w:w="85" w:type="dxa"/>
+              <w:left w:w="85" w:type="dxa"/>
               <w:bottom w:w="85" w:type="dxa"/>
-              <w:left w:w="85" w:type="dxa"/>
               <w:right w:w="85" w:type="dxa"/>
             </w:tcMar>
           </w:tcPr>
@@ -585,15 +585,15 @@
             <w:tcW w:type="dxa" w:w="1594"/>
             <w:tcBorders>
               <w:top w:val="single" w:sz="4" w:color="D9D9D9"/>
+              <w:left w:val="single" w:sz="4" w:color="D9D9D9"/>
               <w:bottom w:val="single" w:sz="4" w:color="D9D9D9"/>
-              <w:left w:val="single" w:sz="4" w:color="D9D9D9"/>
               <w:right w:val="single" w:sz="4" w:color="D9D9D9"/>
             </w:tcBorders>
             <w:shd w:fill="FFFFFF"/>
             <w:tcMar>
               <w:top w:w="85" w:type="dxa"/>
+              <w:left w:w="85" w:type="dxa"/>
               <w:bottom w:w="85" w:type="dxa"/>
-              <w:left w:w="85" w:type="dxa"/>
               <w:right w:w="85" w:type="dxa"/>
             </w:tcMar>
           </w:tcPr>
@@ -616,15 +616,15 @@
             <w:tcW w:type="dxa" w:w="1594"/>
             <w:tcBorders>
               <w:top w:val="single" w:sz="4" w:color="D9D9D9"/>
+              <w:left w:val="single" w:sz="4" w:color="D9D9D9"/>
               <w:bottom w:val="single" w:sz="4" w:color="D9D9D9"/>
-              <w:left w:val="single" w:sz="4" w:color="D9D9D9"/>
               <w:right w:val="single" w:sz="4" w:color="D9D9D9"/>
             </w:tcBorders>
             <w:shd w:fill="FFFFFF"/>
             <w:tcMar>
               <w:top w:w="85" w:type="dxa"/>
+              <w:left w:w="85" w:type="dxa"/>
               <w:bottom w:w="85" w:type="dxa"/>
-              <w:left w:w="85" w:type="dxa"/>
               <w:right w:w="85" w:type="dxa"/>
             </w:tcMar>
           </w:tcPr>
@@ -647,15 +647,15 @@
             <w:tcW w:type="dxa" w:w="1594"/>
             <w:tcBorders>
               <w:top w:val="single" w:sz="4" w:color="D9D9D9"/>
+              <w:left w:val="single" w:sz="4" w:color="D9D9D9"/>
               <w:bottom w:val="single" w:sz="4" w:color="D9D9D9"/>
-              <w:left w:val="single" w:sz="4" w:color="D9D9D9"/>
               <w:right w:val="single" w:sz="4" w:color="D9D9D9"/>
             </w:tcBorders>
             <w:shd w:fill="FFFFFF"/>
             <w:tcMar>
               <w:top w:w="85" w:type="dxa"/>
+              <w:left w:w="85" w:type="dxa"/>
               <w:bottom w:w="85" w:type="dxa"/>
-              <w:left w:w="85" w:type="dxa"/>
               <w:right w:w="85" w:type="dxa"/>
             </w:tcMar>
           </w:tcPr>
@@ -754,15 +754,15 @@
             <w:tcW w:type="dxa" w:w="6497"/>
             <w:tcBorders>
               <w:top w:val="single" w:sz="4" w:color="D9D9D9"/>
+              <w:left w:val="single" w:sz="4" w:color="D9D9D9"/>
               <w:bottom w:val="single" w:sz="4" w:color="D9D9D9"/>
-              <w:left w:val="single" w:sz="4" w:color="D9D9D9"/>
               <w:right w:val="single" w:sz="4" w:color="D9D9D9"/>
             </w:tcBorders>
             <w:shd w:fill="142D40"/>
             <w:tcMar>
               <w:top w:w="85" w:type="dxa"/>
+              <w:left w:w="85" w:type="dxa"/>
               <w:bottom w:w="85" w:type="dxa"/>
-              <w:left w:w="85" w:type="dxa"/>
               <w:right w:w="85" w:type="dxa"/>
             </w:tcMar>
           </w:tcPr>
@@ -785,15 +785,15 @@
             <w:tcW w:type="dxa" w:w="1827"/>
             <w:tcBorders>
               <w:top w:val="single" w:sz="4" w:color="D9D9D9"/>
+              <w:left w:val="single" w:sz="4" w:color="D9D9D9"/>
               <w:bottom w:val="single" w:sz="4" w:color="D9D9D9"/>
-              <w:left w:val="single" w:sz="4" w:color="D9D9D9"/>
               <w:right w:val="single" w:sz="4" w:color="D9D9D9"/>
             </w:tcBorders>
             <w:shd w:fill="142D40"/>
             <w:tcMar>
               <w:top w:w="85" w:type="dxa"/>
+              <w:left w:w="85" w:type="dxa"/>
               <w:bottom w:w="85" w:type="dxa"/>
-              <w:left w:w="85" w:type="dxa"/>
               <w:right w:w="85" w:type="dxa"/>
             </w:tcMar>
           </w:tcPr>
@@ -816,15 +816,15 @@
             <w:tcW w:type="dxa" w:w="1827"/>
             <w:tcBorders>
               <w:top w:val="single" w:sz="4" w:color="D9D9D9"/>
+              <w:left w:val="single" w:sz="4" w:color="D9D9D9"/>
               <w:bottom w:val="single" w:sz="4" w:color="D9D9D9"/>
-              <w:left w:val="single" w:sz="4" w:color="D9D9D9"/>
               <w:right w:val="single" w:sz="4" w:color="D9D9D9"/>
             </w:tcBorders>
             <w:shd w:fill="142D40"/>
             <w:tcMar>
               <w:top w:w="85" w:type="dxa"/>
+              <w:left w:w="85" w:type="dxa"/>
               <w:bottom w:w="85" w:type="dxa"/>
-              <w:left w:w="85" w:type="dxa"/>
               <w:right w:w="85" w:type="dxa"/>
             </w:tcMar>
           </w:tcPr>
@@ -849,15 +849,15 @@
             <w:tcW w:type="dxa" w:w="6497"/>
             <w:tcBorders>
               <w:top w:val="single" w:sz="4" w:color="D9D9D9"/>
+              <w:left w:val="single" w:sz="4" w:color="D9D9D9"/>
               <w:bottom w:val="single" w:sz="4" w:color="D9D9D9"/>
-              <w:left w:val="single" w:sz="4" w:color="D9D9D9"/>
               <w:right w:val="single" w:sz="4" w:color="D9D9D9"/>
             </w:tcBorders>
             <w:shd w:fill="FFFFFF"/>
             <w:tcMar>
               <w:top w:w="85" w:type="dxa"/>
+              <w:left w:w="85" w:type="dxa"/>
               <w:bottom w:w="85" w:type="dxa"/>
-              <w:left w:w="85" w:type="dxa"/>
               <w:right w:w="85" w:type="dxa"/>
             </w:tcMar>
           </w:tcPr>
@@ -880,15 +880,15 @@
             <w:tcW w:type="dxa" w:w="1827"/>
             <w:tcBorders>
               <w:top w:val="single" w:sz="4" w:color="D9D9D9"/>
+              <w:left w:val="single" w:sz="4" w:color="D9D9D9"/>
               <w:bottom w:val="single" w:sz="4" w:color="D9D9D9"/>
-              <w:left w:val="single" w:sz="4" w:color="D9D9D9"/>
               <w:right w:val="single" w:sz="4" w:color="D9D9D9"/>
             </w:tcBorders>
             <w:shd w:fill="FFFFFF"/>
             <w:tcMar>
               <w:top w:w="85" w:type="dxa"/>
+              <w:left w:w="85" w:type="dxa"/>
               <w:bottom w:w="85" w:type="dxa"/>
-              <w:left w:w="85" w:type="dxa"/>
               <w:right w:w="85" w:type="dxa"/>
             </w:tcMar>
           </w:tcPr>
@@ -910,15 +910,15 @@
             <w:tcW w:type="dxa" w:w="1827"/>
             <w:tcBorders>
               <w:top w:val="single" w:sz="4" w:color="D9D9D9"/>
+              <w:left w:val="single" w:sz="4" w:color="D9D9D9"/>
               <w:bottom w:val="single" w:sz="4" w:color="D9D9D9"/>
-              <w:left w:val="single" w:sz="4" w:color="D9D9D9"/>
               <w:right w:val="single" w:sz="4" w:color="D9D9D9"/>
             </w:tcBorders>
             <w:shd w:fill="FFFFFF"/>
             <w:tcMar>
               <w:top w:w="85" w:type="dxa"/>
+              <w:left w:w="85" w:type="dxa"/>
               <w:bottom w:w="85" w:type="dxa"/>
-              <w:left w:w="85" w:type="dxa"/>
               <w:right w:w="85" w:type="dxa"/>
             </w:tcMar>
           </w:tcPr>
@@ -942,15 +942,15 @@
             <w:tcW w:type="dxa" w:w="6497"/>
             <w:tcBorders>
               <w:top w:val="single" w:sz="4" w:color="D9D9D9"/>
+              <w:left w:val="single" w:sz="4" w:color="D9D9D9"/>
               <w:bottom w:val="single" w:sz="4" w:color="D9D9D9"/>
-              <w:left w:val="single" w:sz="4" w:color="D9D9D9"/>
               <w:right w:val="single" w:sz="4" w:color="D9D9D9"/>
             </w:tcBorders>
             <w:shd w:fill="F1F5F7"/>
             <w:tcMar>
               <w:top w:w="85" w:type="dxa"/>
+              <w:left w:w="85" w:type="dxa"/>
               <w:bottom w:w="85" w:type="dxa"/>
-              <w:left w:w="85" w:type="dxa"/>
               <w:right w:w="85" w:type="dxa"/>
             </w:tcMar>
           </w:tcPr>
@@ -973,15 +973,15 @@
             <w:tcW w:type="dxa" w:w="1827"/>
             <w:tcBorders>
               <w:top w:val="single" w:sz="4" w:color="D9D9D9"/>
+              <w:left w:val="single" w:sz="4" w:color="D9D9D9"/>
               <w:bottom w:val="single" w:sz="4" w:color="D9D9D9"/>
-              <w:left w:val="single" w:sz="4" w:color="D9D9D9"/>
               <w:right w:val="single" w:sz="4" w:color="D9D9D9"/>
             </w:tcBorders>
             <w:shd w:fill="F1F5F7"/>
             <w:tcMar>
               <w:top w:w="85" w:type="dxa"/>
+              <w:left w:w="85" w:type="dxa"/>
               <w:bottom w:w="85" w:type="dxa"/>
-              <w:left w:w="85" w:type="dxa"/>
               <w:right w:w="85" w:type="dxa"/>
             </w:tcMar>
           </w:tcPr>
@@ -1003,15 +1003,15 @@
             <w:tcW w:type="dxa" w:w="1827"/>
             <w:tcBorders>
               <w:top w:val="single" w:sz="4" w:color="D9D9D9"/>
+              <w:left w:val="single" w:sz="4" w:color="D9D9D9"/>
               <w:bottom w:val="single" w:sz="4" w:color="D9D9D9"/>
-              <w:left w:val="single" w:sz="4" w:color="D9D9D9"/>
               <w:right w:val="single" w:sz="4" w:color="D9D9D9"/>
             </w:tcBorders>
             <w:shd w:fill="F1F5F7"/>
             <w:tcMar>
               <w:top w:w="85" w:type="dxa"/>
+              <w:left w:w="85" w:type="dxa"/>
               <w:bottom w:w="85" w:type="dxa"/>
-              <w:left w:w="85" w:type="dxa"/>
               <w:right w:w="85" w:type="dxa"/>
             </w:tcMar>
           </w:tcPr>
@@ -1035,15 +1035,15 @@
             <w:tcW w:type="dxa" w:w="6497"/>
             <w:tcBorders>
               <w:top w:val="single" w:sz="4" w:color="D9D9D9"/>
+              <w:left w:val="single" w:sz="4" w:color="D9D9D9"/>
               <w:bottom w:val="single" w:sz="4" w:color="D9D9D9"/>
-              <w:left w:val="single" w:sz="4" w:color="D9D9D9"/>
               <w:right w:val="single" w:sz="4" w:color="D9D9D9"/>
             </w:tcBorders>
             <w:shd w:fill="FFFFFF"/>
             <w:tcMar>
               <w:top w:w="85" w:type="dxa"/>
+              <w:left w:w="85" w:type="dxa"/>
               <w:bottom w:w="85" w:type="dxa"/>
-              <w:left w:w="85" w:type="dxa"/>
               <w:right w:w="85" w:type="dxa"/>
             </w:tcMar>
           </w:tcPr>
@@ -1066,15 +1066,15 @@
             <w:tcW w:type="dxa" w:w="1827"/>
             <w:tcBorders>
               <w:top w:val="single" w:sz="4" w:color="D9D9D9"/>
+              <w:left w:val="single" w:sz="4" w:color="D9D9D9"/>
               <w:bottom w:val="single" w:sz="4" w:color="D9D9D9"/>
-              <w:left w:val="single" w:sz="4" w:color="D9D9D9"/>
               <w:right w:val="single" w:sz="4" w:color="D9D9D9"/>
             </w:tcBorders>
             <w:shd w:fill="FFFFFF"/>
             <w:tcMar>
               <w:top w:w="85" w:type="dxa"/>
+              <w:left w:w="85" w:type="dxa"/>
               <w:bottom w:w="85" w:type="dxa"/>
-              <w:left w:w="85" w:type="dxa"/>
               <w:right w:w="85" w:type="dxa"/>
             </w:tcMar>
           </w:tcPr>
@@ -1096,15 +1096,15 @@
             <w:tcW w:type="dxa" w:w="1827"/>
             <w:tcBorders>
               <w:top w:val="single" w:sz="4" w:color="D9D9D9"/>
+              <w:left w:val="single" w:sz="4" w:color="D9D9D9"/>
               <w:bottom w:val="single" w:sz="4" w:color="D9D9D9"/>
-              <w:left w:val="single" w:sz="4" w:color="D9D9D9"/>
               <w:right w:val="single" w:sz="4" w:color="D9D9D9"/>
             </w:tcBorders>
             <w:shd w:fill="FFFFFF"/>
             <w:tcMar>
               <w:top w:w="85" w:type="dxa"/>
+              <w:left w:w="85" w:type="dxa"/>
               <w:bottom w:w="85" w:type="dxa"/>
-              <w:left w:w="85" w:type="dxa"/>
               <w:right w:w="85" w:type="dxa"/>
             </w:tcMar>
           </w:tcPr>
@@ -1128,15 +1128,15 @@
             <w:tcW w:type="dxa" w:w="6497"/>
             <w:tcBorders>
               <w:top w:val="single" w:sz="4" w:color="D9D9D9"/>
+              <w:left w:val="single" w:sz="4" w:color="D9D9D9"/>
               <w:bottom w:val="single" w:sz="4" w:color="D9D9D9"/>
-              <w:left w:val="single" w:sz="4" w:color="D9D9D9"/>
               <w:right w:val="single" w:sz="4" w:color="D9D9D9"/>
             </w:tcBorders>
             <w:shd w:fill="F1F5F7"/>
             <w:tcMar>
               <w:top w:w="85" w:type="dxa"/>
+              <w:left w:w="85" w:type="dxa"/>
               <w:bottom w:w="85" w:type="dxa"/>
-              <w:left w:w="85" w:type="dxa"/>
               <w:right w:w="85" w:type="dxa"/>
             </w:tcMar>
           </w:tcPr>
@@ -1159,15 +1159,15 @@
             <w:tcW w:type="dxa" w:w="1827"/>
             <w:tcBorders>
               <w:top w:val="single" w:sz="4" w:color="D9D9D9"/>
+              <w:left w:val="single" w:sz="4" w:color="D9D9D9"/>
               <w:bottom w:val="single" w:sz="4" w:color="D9D9D9"/>
-              <w:left w:val="single" w:sz="4" w:color="D9D9D9"/>
               <w:right w:val="single" w:sz="4" w:color="D9D9D9"/>
             </w:tcBorders>
             <w:shd w:fill="F1F5F7"/>
             <w:tcMar>
               <w:top w:w="85" w:type="dxa"/>
+              <w:left w:w="85" w:type="dxa"/>
               <w:bottom w:w="85" w:type="dxa"/>
-              <w:left w:w="85" w:type="dxa"/>
               <w:right w:w="85" w:type="dxa"/>
             </w:tcMar>
           </w:tcPr>
@@ -1189,15 +1189,15 @@
             <w:tcW w:type="dxa" w:w="1827"/>
             <w:tcBorders>
               <w:top w:val="single" w:sz="4" w:color="D9D9D9"/>
+              <w:left w:val="single" w:sz="4" w:color="D9D9D9"/>
               <w:bottom w:val="single" w:sz="4" w:color="D9D9D9"/>
-              <w:left w:val="single" w:sz="4" w:color="D9D9D9"/>
               <w:right w:val="single" w:sz="4" w:color="D9D9D9"/>
             </w:tcBorders>
             <w:shd w:fill="F1F5F7"/>
             <w:tcMar>
               <w:top w:w="85" w:type="dxa"/>
+              <w:left w:w="85" w:type="dxa"/>
               <w:bottom w:w="85" w:type="dxa"/>
-              <w:left w:w="85" w:type="dxa"/>
               <w:right w:w="85" w:type="dxa"/>
             </w:tcMar>
           </w:tcPr>
@@ -1258,15 +1258,15 @@
             <w:tcW w:type="dxa" w:w="3756"/>
             <w:tcBorders>
               <w:top w:val="single" w:sz="4" w:color="D9D9D9"/>
+              <w:left w:val="single" w:sz="4" w:color="D9D9D9"/>
               <w:bottom w:val="single" w:sz="4" w:color="D9D9D9"/>
-              <w:left w:val="single" w:sz="4" w:color="D9D9D9"/>
               <w:right w:val="single" w:sz="4" w:color="D9D9D9"/>
             </w:tcBorders>
             <w:shd w:fill="142D40"/>
             <w:tcMar>
               <w:top w:w="85" w:type="dxa"/>
+              <w:left w:w="85" w:type="dxa"/>
               <w:bottom w:w="85" w:type="dxa"/>
-              <w:left w:w="85" w:type="dxa"/>
               <w:right w:w="85" w:type="dxa"/>
             </w:tcMar>
           </w:tcPr>
@@ -1289,15 +1289,15 @@
             <w:tcW w:type="dxa" w:w="1594"/>
             <w:tcBorders>
               <w:top w:val="single" w:sz="4" w:color="D9D9D9"/>
+              <w:left w:val="single" w:sz="4" w:color="D9D9D9"/>
               <w:bottom w:val="single" w:sz="4" w:color="D9D9D9"/>
-              <w:left w:val="single" w:sz="4" w:color="D9D9D9"/>
               <w:right w:val="single" w:sz="4" w:color="D9D9D9"/>
             </w:tcBorders>
             <w:shd w:fill="142D40"/>
             <w:tcMar>
               <w:top w:w="85" w:type="dxa"/>
+              <w:left w:w="85" w:type="dxa"/>
               <w:bottom w:w="85" w:type="dxa"/>
-              <w:left w:w="85" w:type="dxa"/>
               <w:right w:w="85" w:type="dxa"/>
             </w:tcMar>
           </w:tcPr>
@@ -1320,15 +1320,15 @@
             <w:tcW w:type="dxa" w:w="1594"/>
             <w:tcBorders>
               <w:top w:val="single" w:sz="4" w:color="D9D9D9"/>
+              <w:left w:val="single" w:sz="4" w:color="D9D9D9"/>
               <w:bottom w:val="single" w:sz="4" w:color="D9D9D9"/>
-              <w:left w:val="single" w:sz="4" w:color="D9D9D9"/>
               <w:right w:val="single" w:sz="4" w:color="D9D9D9"/>
             </w:tcBorders>
             <w:shd w:fill="142D40"/>
             <w:tcMar>
               <w:top w:w="85" w:type="dxa"/>
+              <w:left w:w="85" w:type="dxa"/>
               <w:bottom w:w="85" w:type="dxa"/>
-              <w:left w:w="85" w:type="dxa"/>
               <w:right w:w="85" w:type="dxa"/>
             </w:tcMar>
           </w:tcPr>
@@ -1351,15 +1351,15 @@
             <w:tcW w:type="dxa" w:w="1594"/>
             <w:tcBorders>
               <w:top w:val="single" w:sz="4" w:color="D9D9D9"/>
+              <w:left w:val="single" w:sz="4" w:color="D9D9D9"/>
               <w:bottom w:val="single" w:sz="4" w:color="D9D9D9"/>
-              <w:left w:val="single" w:sz="4" w:color="D9D9D9"/>
               <w:right w:val="single" w:sz="4" w:color="D9D9D9"/>
             </w:tcBorders>
             <w:shd w:fill="142D40"/>
             <w:tcMar>
               <w:top w:w="85" w:type="dxa"/>
+              <w:left w:w="85" w:type="dxa"/>
               <w:bottom w:w="85" w:type="dxa"/>
-              <w:left w:w="85" w:type="dxa"/>
               <w:right w:w="85" w:type="dxa"/>
             </w:tcMar>
           </w:tcPr>
@@ -1382,15 +1382,15 @@
             <w:tcW w:type="dxa" w:w="1594"/>
             <w:tcBorders>
               <w:top w:val="single" w:sz="4" w:color="D9D9D9"/>
+              <w:left w:val="single" w:sz="4" w:color="D9D9D9"/>
               <w:bottom w:val="single" w:sz="4" w:color="D9D9D9"/>
-              <w:left w:val="single" w:sz="4" w:color="D9D9D9"/>
               <w:right w:val="single" w:sz="4" w:color="D9D9D9"/>
             </w:tcBorders>
             <w:shd w:fill="142D40"/>
             <w:tcMar>
               <w:top w:w="85" w:type="dxa"/>
+              <w:left w:w="85" w:type="dxa"/>
               <w:bottom w:w="85" w:type="dxa"/>
-              <w:left w:w="85" w:type="dxa"/>
               <w:right w:w="85" w:type="dxa"/>
             </w:tcMar>
           </w:tcPr>
@@ -1415,15 +1415,15 @@
             <w:tcW w:type="dxa" w:w="3756"/>
             <w:tcBorders>
               <w:top w:val="single" w:sz="4" w:color="D9D9D9"/>
+              <w:left w:val="single" w:sz="4" w:color="D9D9D9"/>
               <w:bottom w:val="single" w:sz="4" w:color="D9D9D9"/>
-              <w:left w:val="single" w:sz="4" w:color="D9D9D9"/>
               <w:right w:val="single" w:sz="4" w:color="D9D9D9"/>
             </w:tcBorders>
             <w:shd w:fill="FFFFFF"/>
             <w:tcMar>
               <w:top w:w="85" w:type="dxa"/>
+              <w:left w:w="85" w:type="dxa"/>
               <w:bottom w:w="85" w:type="dxa"/>
-              <w:left w:w="85" w:type="dxa"/>
               <w:right w:w="85" w:type="dxa"/>
             </w:tcMar>
           </w:tcPr>
@@ -1446,15 +1446,15 @@
             <w:tcW w:type="dxa" w:w="1594"/>
             <w:tcBorders>
               <w:top w:val="single" w:sz="4" w:color="D9D9D9"/>
+              <w:left w:val="single" w:sz="4" w:color="D9D9D9"/>
               <w:bottom w:val="single" w:sz="4" w:color="D9D9D9"/>
-              <w:left w:val="single" w:sz="4" w:color="D9D9D9"/>
               <w:right w:val="single" w:sz="4" w:color="D9D9D9"/>
             </w:tcBorders>
             <w:shd w:fill="FFFFFF"/>
             <w:tcMar>
               <w:top w:w="85" w:type="dxa"/>
+              <w:left w:w="85" w:type="dxa"/>
               <w:bottom w:w="85" w:type="dxa"/>
-              <w:left w:w="85" w:type="dxa"/>
               <w:right w:w="85" w:type="dxa"/>
             </w:tcMar>
           </w:tcPr>
@@ -1477,15 +1477,15 @@
             <w:tcW w:type="dxa" w:w="1594"/>
             <w:tcBorders>
               <w:top w:val="single" w:sz="4" w:color="D9D9D9"/>
+              <w:left w:val="single" w:sz="4" w:color="D9D9D9"/>
               <w:bottom w:val="single" w:sz="4" w:color="D9D9D9"/>
-              <w:left w:val="single" w:sz="4" w:color="D9D9D9"/>
               <w:right w:val="single" w:sz="4" w:color="D9D9D9"/>
             </w:tcBorders>
             <w:shd w:fill="FFFFFF"/>
             <w:tcMar>
               <w:top w:w="85" w:type="dxa"/>
+              <w:left w:w="85" w:type="dxa"/>
               <w:bottom w:w="85" w:type="dxa"/>
-              <w:left w:w="85" w:type="dxa"/>
               <w:right w:w="85" w:type="dxa"/>
             </w:tcMar>
           </w:tcPr>
@@ -1507,15 +1507,15 @@
             <w:tcW w:type="dxa" w:w="1594"/>
             <w:tcBorders>
               <w:top w:val="single" w:sz="4" w:color="D9D9D9"/>
+              <w:left w:val="single" w:sz="4" w:color="D9D9D9"/>
               <w:bottom w:val="single" w:sz="4" w:color="D9D9D9"/>
-              <w:left w:val="single" w:sz="4" w:color="D9D9D9"/>
               <w:right w:val="single" w:sz="4" w:color="D9D9D9"/>
             </w:tcBorders>
             <w:shd w:fill="FFFFFF"/>
             <w:tcMar>
               <w:top w:w="85" w:type="dxa"/>
+              <w:left w:w="85" w:type="dxa"/>
               <w:bottom w:w="85" w:type="dxa"/>
-              <w:left w:w="85" w:type="dxa"/>
               <w:right w:w="85" w:type="dxa"/>
             </w:tcMar>
           </w:tcPr>
@@ -1537,15 +1537,15 @@
             <w:tcW w:type="dxa" w:w="1594"/>
             <w:tcBorders>
               <w:top w:val="single" w:sz="4" w:color="D9D9D9"/>
+              <w:left w:val="single" w:sz="4" w:color="D9D9D9"/>
               <w:bottom w:val="single" w:sz="4" w:color="D9D9D9"/>
-              <w:left w:val="single" w:sz="4" w:color="D9D9D9"/>
               <w:right w:val="single" w:sz="4" w:color="D9D9D9"/>
             </w:tcBorders>
             <w:shd w:fill="FFFFFF"/>
             <w:tcMar>
               <w:top w:w="85" w:type="dxa"/>
+              <w:left w:w="85" w:type="dxa"/>
               <w:bottom w:w="85" w:type="dxa"/>
-              <w:left w:w="85" w:type="dxa"/>
               <w:right w:w="85" w:type="dxa"/>
             </w:tcMar>
           </w:tcPr>
@@ -1628,15 +1628,15 @@
             <w:tcW w:type="dxa" w:w="3756"/>
             <w:tcBorders>
               <w:top w:val="single" w:sz="4" w:color="D9D9D9"/>
+              <w:left w:val="single" w:sz="4" w:color="D9D9D9"/>
               <w:bottom w:val="single" w:sz="4" w:color="D9D9D9"/>
-              <w:left w:val="single" w:sz="4" w:color="D9D9D9"/>
               <w:right w:val="single" w:sz="4" w:color="D9D9D9"/>
             </w:tcBorders>
             <w:shd w:fill="142D40"/>
             <w:tcMar>
               <w:top w:w="85" w:type="dxa"/>
+              <w:left w:w="85" w:type="dxa"/>
               <w:bottom w:w="85" w:type="dxa"/>
-              <w:left w:w="85" w:type="dxa"/>
               <w:right w:w="85" w:type="dxa"/>
             </w:tcMar>
           </w:tcPr>
@@ -1659,15 +1659,15 @@
             <w:tcW w:type="dxa" w:w="2132"/>
             <w:tcBorders>
               <w:top w:val="single" w:sz="4" w:color="D9D9D9"/>
+              <w:left w:val="single" w:sz="4" w:color="D9D9D9"/>
               <w:bottom w:val="single" w:sz="4" w:color="D9D9D9"/>
-              <w:left w:val="single" w:sz="4" w:color="D9D9D9"/>
               <w:right w:val="single" w:sz="4" w:color="D9D9D9"/>
             </w:tcBorders>
             <w:shd w:fill="142D40"/>
             <w:tcMar>
               <w:top w:w="85" w:type="dxa"/>
+              <w:left w:w="85" w:type="dxa"/>
               <w:bottom w:w="85" w:type="dxa"/>
-              <w:left w:w="85" w:type="dxa"/>
               <w:right w:w="85" w:type="dxa"/>
             </w:tcMar>
           </w:tcPr>
@@ -1690,15 +1690,15 @@
             <w:tcW w:type="dxa" w:w="2132"/>
             <w:tcBorders>
               <w:top w:val="single" w:sz="4" w:color="D9D9D9"/>
+              <w:left w:val="single" w:sz="4" w:color="D9D9D9"/>
               <w:bottom w:val="single" w:sz="4" w:color="D9D9D9"/>
-              <w:left w:val="single" w:sz="4" w:color="D9D9D9"/>
               <w:right w:val="single" w:sz="4" w:color="D9D9D9"/>
             </w:tcBorders>
             <w:shd w:fill="142D40"/>
             <w:tcMar>
               <w:top w:w="85" w:type="dxa"/>
+              <w:left w:w="85" w:type="dxa"/>
               <w:bottom w:w="85" w:type="dxa"/>
-              <w:left w:w="85" w:type="dxa"/>
               <w:right w:w="85" w:type="dxa"/>
             </w:tcMar>
           </w:tcPr>
@@ -1721,15 +1721,15 @@
             <w:tcW w:type="dxa" w:w="2132"/>
             <w:tcBorders>
               <w:top w:val="single" w:sz="4" w:color="D9D9D9"/>
+              <w:left w:val="single" w:sz="4" w:color="D9D9D9"/>
               <w:bottom w:val="single" w:sz="4" w:color="D9D9D9"/>
-              <w:left w:val="single" w:sz="4" w:color="D9D9D9"/>
               <w:right w:val="single" w:sz="4" w:color="D9D9D9"/>
             </w:tcBorders>
             <w:shd w:fill="142D40"/>
             <w:tcMar>
               <w:top w:w="85" w:type="dxa"/>
+              <w:left w:w="85" w:type="dxa"/>
               <w:bottom w:w="85" w:type="dxa"/>
-              <w:left w:w="85" w:type="dxa"/>
               <w:right w:w="85" w:type="dxa"/>
             </w:tcMar>
           </w:tcPr>
@@ -1754,15 +1754,15 @@
             <w:tcW w:type="dxa" w:w="3756"/>
             <w:tcBorders>
               <w:top w:val="single" w:sz="4" w:color="D9D9D9"/>
+              <w:left w:val="single" w:sz="4" w:color="D9D9D9"/>
               <w:bottom w:val="single" w:sz="4" w:color="D9D9D9"/>
-              <w:left w:val="single" w:sz="4" w:color="D9D9D9"/>
               <w:right w:val="single" w:sz="4" w:color="D9D9D9"/>
             </w:tcBorders>
             <w:shd w:fill="FFFFFF"/>
             <w:tcMar>
               <w:top w:w="85" w:type="dxa"/>
+              <w:left w:w="85" w:type="dxa"/>
               <w:bottom w:w="85" w:type="dxa"/>
-              <w:left w:w="85" w:type="dxa"/>
               <w:right w:w="85" w:type="dxa"/>
             </w:tcMar>
           </w:tcPr>
@@ -1785,15 +1785,15 @@
             <w:tcW w:type="dxa" w:w="2132"/>
             <w:tcBorders>
               <w:top w:val="single" w:sz="4" w:color="D9D9D9"/>
+              <w:left w:val="single" w:sz="4" w:color="D9D9D9"/>
               <w:bottom w:val="single" w:sz="4" w:color="D9D9D9"/>
-              <w:left w:val="single" w:sz="4" w:color="D9D9D9"/>
               <w:right w:val="single" w:sz="4" w:color="D9D9D9"/>
             </w:tcBorders>
             <w:shd w:fill="FFFFFF"/>
             <w:tcMar>
               <w:top w:w="85" w:type="dxa"/>
+              <w:left w:w="85" w:type="dxa"/>
               <w:bottom w:w="85" w:type="dxa"/>
-              <w:left w:w="85" w:type="dxa"/>
               <w:right w:w="85" w:type="dxa"/>
             </w:tcMar>
           </w:tcPr>
@@ -1815,15 +1815,15 @@
             <w:tcW w:type="dxa" w:w="2132"/>
             <w:tcBorders>
               <w:top w:val="single" w:sz="4" w:color="D9D9D9"/>
+              <w:left w:val="single" w:sz="4" w:color="D9D9D9"/>
               <w:bottom w:val="single" w:sz="4" w:color="D9D9D9"/>
-              <w:left w:val="single" w:sz="4" w:color="D9D9D9"/>
               <w:right w:val="single" w:sz="4" w:color="D9D9D9"/>
             </w:tcBorders>
             <w:shd w:fill="FFFFFF"/>
             <w:tcMar>
               <w:top w:w="85" w:type="dxa"/>
+              <w:left w:w="85" w:type="dxa"/>
               <w:bottom w:w="85" w:type="dxa"/>
-              <w:left w:w="85" w:type="dxa"/>
               <w:right w:w="85" w:type="dxa"/>
             </w:tcMar>
           </w:tcPr>
@@ -1845,15 +1845,15 @@
             <w:tcW w:type="dxa" w:w="2132"/>
             <w:tcBorders>
               <w:top w:val="single" w:sz="4" w:color="D9D9D9"/>
+              <w:left w:val="single" w:sz="4" w:color="D9D9D9"/>
               <w:bottom w:val="single" w:sz="4" w:color="D9D9D9"/>
-              <w:left w:val="single" w:sz="4" w:color="D9D9D9"/>
               <w:right w:val="single" w:sz="4" w:color="D9D9D9"/>
             </w:tcBorders>
             <w:shd w:fill="FFFFFF"/>
             <w:tcMar>
               <w:top w:w="85" w:type="dxa"/>
+              <w:left w:w="85" w:type="dxa"/>
               <w:bottom w:w="85" w:type="dxa"/>
-              <w:left w:w="85" w:type="dxa"/>
               <w:right w:w="85" w:type="dxa"/>
             </w:tcMar>
           </w:tcPr>
@@ -1877,15 +1877,15 @@
             <w:tcW w:type="dxa" w:w="3756"/>
             <w:tcBorders>
               <w:top w:val="single" w:sz="4" w:color="D9D9D9"/>
+              <w:left w:val="single" w:sz="4" w:color="D9D9D9"/>
               <w:bottom w:val="single" w:sz="4" w:color="D9D9D9"/>
-              <w:left w:val="single" w:sz="4" w:color="D9D9D9"/>
               <w:right w:val="single" w:sz="4" w:color="D9D9D9"/>
             </w:tcBorders>
             <w:shd w:fill="F1F5F7"/>
             <w:tcMar>
               <w:top w:w="85" w:type="dxa"/>
+              <w:left w:w="85" w:type="dxa"/>
               <w:bottom w:w="85" w:type="dxa"/>
-              <w:left w:w="85" w:type="dxa"/>
               <w:right w:w="85" w:type="dxa"/>
             </w:tcMar>
           </w:tcPr>
@@ -1908,15 +1908,15 @@
             <w:tcW w:type="dxa" w:w="2132"/>
             <w:tcBorders>
               <w:top w:val="single" w:sz="4" w:color="D9D9D9"/>
+              <w:left w:val="single" w:sz="4" w:color="D9D9D9"/>
               <w:bottom w:val="single" w:sz="4" w:color="D9D9D9"/>
-              <w:left w:val="single" w:sz="4" w:color="D9D9D9"/>
               <w:right w:val="single" w:sz="4" w:color="D9D9D9"/>
             </w:tcBorders>
             <w:shd w:fill="F1F5F7"/>
             <w:tcMar>
               <w:top w:w="85" w:type="dxa"/>
+              <w:left w:w="85" w:type="dxa"/>
               <w:bottom w:w="85" w:type="dxa"/>
-              <w:left w:w="85" w:type="dxa"/>
               <w:right w:w="85" w:type="dxa"/>
             </w:tcMar>
           </w:tcPr>
@@ -1938,15 +1938,15 @@
             <w:tcW w:type="dxa" w:w="2132"/>
             <w:tcBorders>
               <w:top w:val="single" w:sz="4" w:color="D9D9D9"/>
+              <w:left w:val="single" w:sz="4" w:color="D9D9D9"/>
               <w:bottom w:val="single" w:sz="4" w:color="D9D9D9"/>
-              <w:left w:val="single" w:sz="4" w:color="D9D9D9"/>
               <w:right w:val="single" w:sz="4" w:color="D9D9D9"/>
             </w:tcBorders>
             <w:shd w:fill="F1F5F7"/>
             <w:tcMar>
               <w:top w:w="85" w:type="dxa"/>
+              <w:left w:w="85" w:type="dxa"/>
               <w:bottom w:w="85" w:type="dxa"/>
-              <w:left w:w="85" w:type="dxa"/>
               <w:right w:w="85" w:type="dxa"/>
             </w:tcMar>
           </w:tcPr>
@@ -1968,15 +1968,15 @@
             <w:tcW w:type="dxa" w:w="2132"/>
             <w:tcBorders>
               <w:top w:val="single" w:sz="4" w:color="D9D9D9"/>
+              <w:left w:val="single" w:sz="4" w:color="D9D9D9"/>
               <w:bottom w:val="single" w:sz="4" w:color="D9D9D9"/>
-              <w:left w:val="single" w:sz="4" w:color="D9D9D9"/>
               <w:right w:val="single" w:sz="4" w:color="D9D9D9"/>
             </w:tcBorders>
             <w:shd w:fill="F1F5F7"/>
             <w:tcMar>
               <w:top w:w="85" w:type="dxa"/>
+              <w:left w:w="85" w:type="dxa"/>
               <w:bottom w:w="85" w:type="dxa"/>
-              <w:left w:w="85" w:type="dxa"/>
               <w:right w:w="85" w:type="dxa"/>
             </w:tcMar>
           </w:tcPr>
@@ -2000,15 +2000,15 @@
             <w:tcW w:type="dxa" w:w="3756"/>
             <w:tcBorders>
               <w:top w:val="single" w:sz="4" w:color="D9D9D9"/>
+              <w:left w:val="single" w:sz="4" w:color="D9D9D9"/>
               <w:bottom w:val="single" w:sz="4" w:color="D9D9D9"/>
-              <w:left w:val="single" w:sz="4" w:color="D9D9D9"/>
               <w:right w:val="single" w:sz="4" w:color="D9D9D9"/>
             </w:tcBorders>
             <w:shd w:fill="FFFFFF"/>
             <w:tcMar>
               <w:top w:w="85" w:type="dxa"/>
+              <w:left w:w="85" w:type="dxa"/>
               <w:bottom w:w="85" w:type="dxa"/>
-              <w:left w:w="85" w:type="dxa"/>
               <w:right w:w="85" w:type="dxa"/>
             </w:tcMar>
           </w:tcPr>
@@ -2031,15 +2031,15 @@
             <w:tcW w:type="dxa" w:w="2132"/>
             <w:tcBorders>
               <w:top w:val="single" w:sz="4" w:color="D9D9D9"/>
+              <w:left w:val="single" w:sz="4" w:color="D9D9D9"/>
               <w:bottom w:val="single" w:sz="4" w:color="D9D9D9"/>
-              <w:left w:val="single" w:sz="4" w:color="D9D9D9"/>
               <w:right w:val="single" w:sz="4" w:color="D9D9D9"/>
             </w:tcBorders>
             <w:shd w:fill="FFFFFF"/>
             <w:tcMar>
               <w:top w:w="85" w:type="dxa"/>
+              <w:left w:w="85" w:type="dxa"/>
               <w:bottom w:w="85" w:type="dxa"/>
-              <w:left w:w="85" w:type="dxa"/>
               <w:right w:w="85" w:type="dxa"/>
             </w:tcMar>
           </w:tcPr>
@@ -2061,15 +2061,15 @@
             <w:tcW w:type="dxa" w:w="2132"/>
             <w:tcBorders>
               <w:top w:val="single" w:sz="4" w:color="D9D9D9"/>
+              <w:left w:val="single" w:sz="4" w:color="D9D9D9"/>
               <w:bottom w:val="single" w:sz="4" w:color="D9D9D9"/>
-              <w:left w:val="single" w:sz="4" w:color="D9D9D9"/>
               <w:right w:val="single" w:sz="4" w:color="D9D9D9"/>
             </w:tcBorders>
             <w:shd w:fill="FFFFFF"/>
             <w:tcMar>
               <w:top w:w="85" w:type="dxa"/>
+              <w:left w:w="85" w:type="dxa"/>
               <w:bottom w:w="85" w:type="dxa"/>
-              <w:left w:w="85" w:type="dxa"/>
               <w:right w:w="85" w:type="dxa"/>
             </w:tcMar>
           </w:tcPr>
@@ -2091,15 +2091,15 @@
             <w:tcW w:type="dxa" w:w="2132"/>
             <w:tcBorders>
               <w:top w:val="single" w:sz="4" w:color="D9D9D9"/>
+              <w:left w:val="single" w:sz="4" w:color="D9D9D9"/>
               <w:bottom w:val="single" w:sz="4" w:color="D9D9D9"/>
-              <w:left w:val="single" w:sz="4" w:color="D9D9D9"/>
               <w:right w:val="single" w:sz="4" w:color="D9D9D9"/>
             </w:tcBorders>
             <w:shd w:fill="FFFFFF"/>
             <w:tcMar>
               <w:top w:w="85" w:type="dxa"/>
+              <w:left w:w="85" w:type="dxa"/>
               <w:bottom w:w="85" w:type="dxa"/>
-              <w:left w:w="85" w:type="dxa"/>
               <w:right w:w="85" w:type="dxa"/>
             </w:tcMar>
           </w:tcPr>
@@ -2375,15 +2375,15 @@
             <w:tcW w:type="dxa" w:w="3756"/>
             <w:tcBorders>
               <w:top w:val="single" w:sz="4" w:color="D9D9D9"/>
+              <w:left w:val="single" w:sz="4" w:color="D9D9D9"/>
               <w:bottom w:val="single" w:sz="4" w:color="D9D9D9"/>
-              <w:left w:val="single" w:sz="4" w:color="D9D9D9"/>
               <w:right w:val="single" w:sz="4" w:color="D9D9D9"/>
             </w:tcBorders>
             <w:shd w:fill="142D40"/>
             <w:tcMar>
               <w:top w:w="85" w:type="dxa"/>
+              <w:left w:w="85" w:type="dxa"/>
               <w:bottom w:w="85" w:type="dxa"/>
-              <w:left w:w="85" w:type="dxa"/>
               <w:right w:w="85" w:type="dxa"/>
             </w:tcMar>
           </w:tcPr>
@@ -2405,15 +2405,15 @@
             <w:tcW w:type="dxa" w:w="2132"/>
             <w:tcBorders>
               <w:top w:val="single" w:sz="4" w:color="D9D9D9"/>
+              <w:left w:val="single" w:sz="4" w:color="D9D9D9"/>
               <w:bottom w:val="single" w:sz="4" w:color="D9D9D9"/>
-              <w:left w:val="single" w:sz="4" w:color="D9D9D9"/>
               <w:right w:val="single" w:sz="4" w:color="D9D9D9"/>
             </w:tcBorders>
             <w:shd w:fill="142D40"/>
             <w:tcMar>
               <w:top w:w="85" w:type="dxa"/>
+              <w:left w:w="85" w:type="dxa"/>
               <w:bottom w:w="85" w:type="dxa"/>
-              <w:left w:w="85" w:type="dxa"/>
               <w:right w:w="85" w:type="dxa"/>
             </w:tcMar>
           </w:tcPr>
@@ -2436,15 +2436,15 @@
             <w:tcW w:type="dxa" w:w="2132"/>
             <w:tcBorders>
               <w:top w:val="single" w:sz="4" w:color="D9D9D9"/>
+              <w:left w:val="single" w:sz="4" w:color="D9D9D9"/>
               <w:bottom w:val="single" w:sz="4" w:color="D9D9D9"/>
-              <w:left w:val="single" w:sz="4" w:color="D9D9D9"/>
               <w:right w:val="single" w:sz="4" w:color="D9D9D9"/>
             </w:tcBorders>
             <w:shd w:fill="142D40"/>
             <w:tcMar>
               <w:top w:w="85" w:type="dxa"/>
+              <w:left w:w="85" w:type="dxa"/>
               <w:bottom w:w="85" w:type="dxa"/>
-              <w:left w:w="85" w:type="dxa"/>
               <w:right w:w="85" w:type="dxa"/>
             </w:tcMar>
           </w:tcPr>
@@ -2467,15 +2467,15 @@
             <w:tcW w:type="dxa" w:w="2132"/>
             <w:tcBorders>
               <w:top w:val="single" w:sz="4" w:color="D9D9D9"/>
+              <w:left w:val="single" w:sz="4" w:color="D9D9D9"/>
               <w:bottom w:val="single" w:sz="4" w:color="D9D9D9"/>
-              <w:left w:val="single" w:sz="4" w:color="D9D9D9"/>
               <w:right w:val="single" w:sz="4" w:color="D9D9D9"/>
             </w:tcBorders>
             <w:shd w:fill="142D40"/>
             <w:tcMar>
               <w:top w:w="85" w:type="dxa"/>
+              <w:left w:w="85" w:type="dxa"/>
               <w:bottom w:w="85" w:type="dxa"/>
-              <w:left w:w="85" w:type="dxa"/>
               <w:right w:w="85" w:type="dxa"/>
             </w:tcMar>
           </w:tcPr>
@@ -2500,15 +2500,15 @@
             <w:tcW w:type="dxa" w:w="3756"/>
             <w:tcBorders>
               <w:top w:val="single" w:sz="4" w:color="D9D9D9"/>
+              <w:left w:val="single" w:sz="4" w:color="D9D9D9"/>
               <w:bottom w:val="single" w:sz="4" w:color="D9D9D9"/>
-              <w:left w:val="single" w:sz="4" w:color="D9D9D9"/>
               <w:right w:val="single" w:sz="4" w:color="D9D9D9"/>
             </w:tcBorders>
             <w:shd w:fill="FFFFFF"/>
             <w:tcMar>
               <w:top w:w="85" w:type="dxa"/>
+              <w:left w:w="85" w:type="dxa"/>
               <w:bottom w:w="85" w:type="dxa"/>
-              <w:left w:w="85" w:type="dxa"/>
               <w:right w:w="85" w:type="dxa"/>
             </w:tcMar>
           </w:tcPr>
@@ -2531,15 +2531,15 @@
             <w:tcW w:type="dxa" w:w="2132"/>
             <w:tcBorders>
               <w:top w:val="single" w:sz="4" w:color="D9D9D9"/>
+              <w:left w:val="single" w:sz="4" w:color="D9D9D9"/>
               <w:bottom w:val="single" w:sz="4" w:color="D9D9D9"/>
-              <w:left w:val="single" w:sz="4" w:color="D9D9D9"/>
               <w:right w:val="single" w:sz="4" w:color="D9D9D9"/>
             </w:tcBorders>
             <w:shd w:fill="FFFFFF"/>
             <w:tcMar>
               <w:top w:w="85" w:type="dxa"/>
+              <w:left w:w="85" w:type="dxa"/>
               <w:bottom w:w="85" w:type="dxa"/>
-              <w:left w:w="85" w:type="dxa"/>
               <w:right w:w="85" w:type="dxa"/>
             </w:tcMar>
           </w:tcPr>
@@ -2561,15 +2561,15 @@
             <w:tcW w:type="dxa" w:w="2132"/>
             <w:tcBorders>
               <w:top w:val="single" w:sz="4" w:color="D9D9D9"/>
+              <w:left w:val="single" w:sz="4" w:color="D9D9D9"/>
               <w:bottom w:val="single" w:sz="4" w:color="D9D9D9"/>
-              <w:left w:val="single" w:sz="4" w:color="D9D9D9"/>
               <w:right w:val="single" w:sz="4" w:color="D9D9D9"/>
             </w:tcBorders>
             <w:shd w:fill="FFFFFF"/>
             <w:tcMar>
               <w:top w:w="85" w:type="dxa"/>
+              <w:left w:w="85" w:type="dxa"/>
               <w:bottom w:w="85" w:type="dxa"/>
-              <w:left w:w="85" w:type="dxa"/>
               <w:right w:w="85" w:type="dxa"/>
             </w:tcMar>
           </w:tcPr>
@@ -2591,15 +2591,15 @@
             <w:tcW w:type="dxa" w:w="2132"/>
             <w:tcBorders>
               <w:top w:val="single" w:sz="4" w:color="D9D9D9"/>
+              <w:left w:val="single" w:sz="4" w:color="D9D9D9"/>
               <w:bottom w:val="single" w:sz="4" w:color="D9D9D9"/>
-              <w:left w:val="single" w:sz="4" w:color="D9D9D9"/>
               <w:right w:val="single" w:sz="4" w:color="D9D9D9"/>
             </w:tcBorders>
             <w:shd w:fill="FFFFFF"/>
             <w:tcMar>
               <w:top w:w="85" w:type="dxa"/>
+              <w:left w:w="85" w:type="dxa"/>
               <w:bottom w:w="85" w:type="dxa"/>
-              <w:left w:w="85" w:type="dxa"/>
               <w:right w:w="85" w:type="dxa"/>
             </w:tcMar>
           </w:tcPr>
